--- a/templates/po_template_clean.docx
+++ b/templates/po_template_clean.docx
@@ -1,11 +1,12 @@
 
 <file path=word/document.xml><?xml version="1.0" encoding="utf-8"?>
-<w:document xmlns:wpc="http://schemas.microsoft.com/office/word/2010/wordprocessingCanvas" xmlns:cx="http://schemas.microsoft.com/office/drawing/2014/chartex" xmlns:cx1="http://schemas.microsoft.com/office/drawing/2015/9/8/chartex" xmlns:cx2="http://schemas.microsoft.com/office/drawing/2015/10/21/chartex" xmlns:cx3="http://schemas.microsoft.com/office/drawing/2016/5/9/chartex" xmlns:cx4="http://schemas.microsoft.com/office/drawing/2016/5/10/chartex" xmlns:cx5="http://schemas.microsoft.com/office/drawing/2016/5/11/chartex" xmlns:cx6="http://schemas.microsoft.com/office/drawing/2016/5/12/chartex" xmlns:cx7="http://schemas.microsoft.com/office/drawing/2016/5/13/chartex" xmlns:cx8="http://schemas.microsoft.com/office/drawing/2016/5/14/chartex" xmlns:mc="http://schemas.openxmlformats.org/markup-compatibility/2006" xmlns:aink="http://schemas.microsoft.com/office/drawing/2016/ink" xmlns:am3d="http://schemas.microsoft.com/office/drawing/2017/model3d" xmlns:o="urn:schemas-microsoft-com:office:office" xmlns:oel="http://schemas.microsoft.com/office/2019/extlst" xmlns:r="http://schemas.openxmlformats.org/officeDocument/2006/relationships" xmlns:m="http://schemas.openxmlformats.org/officeDocument/2006/math" xmlns:v="urn:schemas-microsoft-com:vml" xmlns:wp14="http://schemas.microsoft.com/office/word/2010/wordprocessingDrawing" xmlns:wp="http://schemas.openxmlformats.org/drawingml/2006/wordprocessingDrawing" xmlns:w10="urn:schemas-microsoft-com:office:word" xmlns:w="http://schemas.openxmlformats.org/wordprocessingml/2006/main" xmlns:w14="http://schemas.microsoft.com/office/word/2010/wordml" xmlns:w15="http://schemas.microsoft.com/office/word/2012/wordml" xmlns:w16cei="http://schemas.microsoft.com/office/word/2026/wordml/cei" xmlns:w16cex="http://schemas.microsoft.com/office/word/2018/wordml/cex" xmlns:w16cid="http://schemas.microsoft.com/office/word/2016/wordml/cid" xmlns:w16="http://schemas.microsoft.com/office/word/2018/wordml" xmlns:w16du="http://schemas.microsoft.com/office/word/2023/wordml/word16du" xmlns:w16sdtdh="http://schemas.microsoft.com/office/word/2020/wordml/sdtdatahash" xmlns:w16sdtfl="http://schemas.microsoft.com/office/word/2024/wordml/sdtformatlock" xmlns:w16se="http://schemas.microsoft.com/office/word/2015/wordml/symex" xmlns:wpg="http://schemas.microsoft.com/office/word/2010/wordprocessingGroup" xmlns:wpi="http://schemas.microsoft.com/office/word/2010/wordprocessingInk" xmlns:wne="http://schemas.microsoft.com/office/word/2006/wordml" xmlns:wps="http://schemas.microsoft.com/office/word/2010/wordprocessingShape" mc:Ignorable="w14 w15 w16se w16cid w16 w16cex w16sdtdh w16sdtfl w16du wp14">
+<w:document xmlns:wpc="http://schemas.microsoft.com/office/word/2010/wordprocessingCanvas" xmlns:cx="http://schemas.microsoft.com/office/drawing/2014/chartex" xmlns:cx1="http://schemas.microsoft.com/office/drawing/2015/9/8/chartex" xmlns:cx2="http://schemas.microsoft.com/office/drawing/2015/10/21/chartex" xmlns:cx3="http://schemas.microsoft.com/office/drawing/2016/5/9/chartex" xmlns:cx4="http://schemas.microsoft.com/office/drawing/2016/5/10/chartex" xmlns:cx5="http://schemas.microsoft.com/office/drawing/2016/5/11/chartex" xmlns:cx6="http://schemas.microsoft.com/office/drawing/2016/5/12/chartex" xmlns:cx7="http://schemas.microsoft.com/office/drawing/2016/5/13/chartex" xmlns:cx8="http://schemas.microsoft.com/office/drawing/2016/5/14/chartex" xmlns:mc="http://schemas.openxmlformats.org/markup-compatibility/2006" xmlns:aink="http://schemas.microsoft.com/office/drawing/2016/ink" xmlns:am3d="http://schemas.microsoft.com/office/drawing/2017/model3d" xmlns:o="urn:schemas-microsoft-com:office:office" xmlns:oel="http://schemas.microsoft.com/office/2019/extlst" xmlns:r="http://schemas.openxmlformats.org/officeDocument/2006/relationships" xmlns:m="http://schemas.openxmlformats.org/officeDocument/2006/math" xmlns:v="urn:schemas-microsoft-com:vml" xmlns:wp14="http://schemas.microsoft.com/office/word/2010/wordprocessingDrawing" xmlns:wp="http://schemas.openxmlformats.org/drawingml/2006/wordprocessingDrawing" xmlns:w10="urn:schemas-microsoft-com:office:word" xmlns:w="http://schemas.openxmlformats.org/wordprocessingml/2006/main" xmlns:w14="http://schemas.microsoft.com/office/word/2010/wordml" xmlns:w15="http://schemas.microsoft.com/office/word/2012/wordml" xmlns:w16cex="http://schemas.microsoft.com/office/word/2018/wordml/cex" xmlns:w16cid="http://schemas.microsoft.com/office/word/2016/wordml/cid" xmlns:w16="http://schemas.microsoft.com/office/word/2018/wordml" xmlns:w16du="http://schemas.microsoft.com/office/word/2023/wordml/word16du" xmlns:w16sdtdh="http://schemas.microsoft.com/office/word/2020/wordml/sdtdatahash" xmlns:w16se="http://schemas.microsoft.com/office/word/2015/wordml/symex" xmlns:wpg="http://schemas.microsoft.com/office/word/2010/wordprocessingGroup" xmlns:wpi="http://schemas.microsoft.com/office/word/2010/wordprocessingInk" xmlns:wne="http://schemas.microsoft.com/office/word/2006/wordml" xmlns:wps="http://schemas.microsoft.com/office/word/2010/wordprocessingShape" mc:Ignorable="w14 w15 w16se w16cid w16 w16cex w16sdtdh w16du wp14">
   <w:body>
     <w:p>
       <w:pPr>
         <w:spacing w:after="0"/>
         <w:rPr>
+          <w:rFonts w:ascii="Aptos" w:hAnsi="Aptos"/>
           <w:b/>
           <w:sz w:val="24"/>
           <w:szCs w:val="24"/>
@@ -13,51 +14,19 @@
       </w:pPr>
       <w:r>
         <w:rPr>
+          <w:rFonts w:ascii="Aptos" w:hAnsi="Aptos"/>
           <w:b/>
           <w:sz w:val="24"/>
           <w:szCs w:val="24"/>
         </w:rPr>
-        <w:t xml:space="preserve">               </w:t>
-      </w:r>
-      <w:proofErr w:type="gramStart"/>
-      <w:r>
-        <w:rPr>
-          <w:b/>
-          <w:sz w:val="24"/>
-          <w:szCs w:val="24"/>
-        </w:rPr>
-        <w:t xml:space="preserve">Dear </w:t>
-      </w:r>
-      <w:r>
-        <w:rPr>
-          <w:b/>
-          <w:sz w:val="24"/>
-          <w:szCs w:val="24"/>
-        </w:rPr>
-        <w:t xml:space="preserve"> </w:t>
-      </w:r>
-      <w:r>
-        <w:rPr>
-          <w:b/>
-          <w:sz w:val="24"/>
-          <w:szCs w:val="24"/>
-        </w:rPr>
-        <w:t>Sir</w:t>
-      </w:r>
-      <w:proofErr w:type="gramEnd"/>
-      <w:r>
-        <w:rPr>
-          <w:b/>
-          <w:sz w:val="24"/>
-          <w:szCs w:val="24"/>
-        </w:rPr>
-        <w:t>,</w:t>
+        <w:t xml:space="preserve">               Dear  Sir,</w:t>
       </w:r>
     </w:p>
     <w:p>
       <w:pPr>
         <w:spacing w:after="0"/>
         <w:rPr>
+          <w:rFonts w:ascii="Aptos" w:hAnsi="Aptos"/>
           <w:b/>
           <w:i/>
           <w:sz w:val="24"/>
@@ -66,92 +35,20 @@
       </w:pPr>
       <w:r>
         <w:rPr>
+          <w:rFonts w:ascii="Aptos" w:hAnsi="Aptos"/>
           <w:b/>
           <w:i/>
           <w:sz w:val="24"/>
           <w:szCs w:val="24"/>
         </w:rPr>
-        <w:t xml:space="preserve">           </w:t>
-      </w:r>
-      <w:r>
-        <w:rPr>
-          <w:b/>
-          <w:i/>
-          <w:sz w:val="24"/>
-          <w:szCs w:val="24"/>
-        </w:rPr>
-        <w:t xml:space="preserve">    </w:t>
-      </w:r>
-      <w:r>
-        <w:rPr>
-          <w:b/>
-          <w:i/>
-          <w:sz w:val="24"/>
-          <w:szCs w:val="24"/>
-        </w:rPr>
-        <w:t xml:space="preserve">On behalf of the </w:t>
-      </w:r>
-      <w:proofErr w:type="gramStart"/>
-      <w:r>
-        <w:rPr>
-          <w:b/>
-          <w:i/>
-          <w:sz w:val="24"/>
-          <w:szCs w:val="24"/>
-        </w:rPr>
-        <w:t>Consignee</w:t>
-      </w:r>
-      <w:proofErr w:type="gramEnd"/>
-      <w:r>
-        <w:rPr>
-          <w:b/>
-          <w:i/>
-          <w:sz w:val="24"/>
-          <w:szCs w:val="24"/>
-        </w:rPr>
-        <w:t xml:space="preserve"> w</w:t>
-      </w:r>
-      <w:r>
-        <w:rPr>
-          <w:b/>
-          <w:i/>
-          <w:sz w:val="24"/>
-          <w:szCs w:val="24"/>
-        </w:rPr>
-        <w:t>e are pleased t</w:t>
-      </w:r>
-      <w:r>
-        <w:rPr>
-          <w:b/>
-          <w:i/>
-          <w:sz w:val="24"/>
-          <w:szCs w:val="24"/>
-        </w:rPr>
-        <w:t>o place t</w:t>
-      </w:r>
-      <w:r>
-        <w:rPr>
-          <w:b/>
-          <w:i/>
-          <w:sz w:val="24"/>
-          <w:szCs w:val="24"/>
-        </w:rPr>
-        <w:t>he following order with you</w:t>
-      </w:r>
-      <w:r>
-        <w:rPr>
-          <w:b/>
-          <w:i/>
-          <w:sz w:val="24"/>
-          <w:szCs w:val="24"/>
-        </w:rPr>
-        <w:t>:</w:t>
+        <w:t xml:space="preserve">               On behalf of the Consignee we are pleased to place the following order with you:</w:t>
       </w:r>
     </w:p>
     <w:p>
       <w:pPr>
         <w:spacing w:after="0"/>
         <w:rPr>
+          <w:rFonts w:ascii="Aptos" w:hAnsi="Aptos"/>
           <w:i/>
           <w:noProof/>
         </w:rPr>
@@ -161,6 +58,7 @@
       <w:pPr>
         <w:pStyle w:val="NoSpacing"/>
         <w:rPr>
+          <w:rFonts w:ascii="Aptos" w:hAnsi="Aptos"/>
           <w:noProof/>
         </w:rPr>
       </w:pPr>
@@ -186,17 +84,20 @@
         <w:tblLook w:val="04A0" w:firstRow="1" w:lastRow="0" w:firstColumn="1" w:lastColumn="0" w:noHBand="0" w:noVBand="1"/>
       </w:tblPr>
       <w:tblGrid>
-        <w:gridCol w:w="1918"/>
-        <w:gridCol w:w="1322"/>
-        <w:gridCol w:w="2425"/>
-        <w:gridCol w:w="2495"/>
-        <w:gridCol w:w="1230"/>
-        <w:gridCol w:w="949"/>
-        <w:gridCol w:w="2177"/>
+        <w:gridCol w:w="1993"/>
+        <w:gridCol w:w="1341"/>
+        <w:gridCol w:w="2288"/>
+        <w:gridCol w:w="2358"/>
+        <w:gridCol w:w="1500"/>
+        <w:gridCol w:w="1500"/>
+        <w:gridCol w:w="1256"/>
+        <w:gridCol w:w="985"/>
+        <w:gridCol w:w="2295"/>
       </w:tblGrid>
       <w:tr>
         <w:trPr>
           <w:trHeight w:val="290"/>
+          <w:tblHeader/>
           <w:jc w:val="center"/>
         </w:trPr>
         <w:tc>
@@ -217,6 +118,7 @@
               <w:spacing w:after="0" w:line="240" w:lineRule="auto"/>
               <w:jc w:val="center"/>
               <w:rPr>
+                <w:rFonts w:ascii="Aptos" w:hAnsi="Aptos"/>
                 <w:b/>
                 <w:sz w:val="24"/>
                 <w:szCs w:val="24"/>
@@ -224,6 +126,7 @@
             </w:pPr>
             <w:r>
               <w:rPr>
+                <w:rFonts w:ascii="Aptos" w:hAnsi="Aptos"/>
                 <w:b/>
                 <w:sz w:val="24"/>
                 <w:szCs w:val="24"/>
@@ -249,6 +152,7 @@
               <w:spacing w:after="0" w:line="240" w:lineRule="auto"/>
               <w:jc w:val="center"/>
               <w:rPr>
+                <w:rFonts w:ascii="Aptos" w:hAnsi="Aptos"/>
                 <w:b/>
                 <w:sz w:val="24"/>
                 <w:szCs w:val="24"/>
@@ -256,29 +160,12 @@
             </w:pPr>
             <w:r>
               <w:rPr>
+                <w:rFonts w:ascii="Aptos" w:hAnsi="Aptos"/>
                 <w:b/>
                 <w:sz w:val="24"/>
                 <w:szCs w:val="24"/>
               </w:rPr>
-              <w:t>${</w:t>
-            </w:r>
-            <w:proofErr w:type="spellStart"/>
-            <w:r>
-              <w:rPr>
-                <w:b/>
-                <w:sz w:val="24"/>
-                <w:szCs w:val="24"/>
-              </w:rPr>
-              <w:t>delivery_date</w:t>
-            </w:r>
-            <w:proofErr w:type="spellEnd"/>
-            <w:r>
-              <w:rPr>
-                <w:b/>
-                <w:sz w:val="24"/>
-                <w:szCs w:val="24"/>
-              </w:rPr>
-              <w:t>}</w:t>
+              <w:t>${delivery_date}</w:t>
             </w:r>
           </w:p>
         </w:tc>
@@ -293,12 +180,14 @@
             </w:tcBorders>
             <w:shd w:val="clear" w:color="auto" w:fill="D9D9D9"/>
             <w:vAlign w:val="center"/>
+            <w:gridSpan w:val="3"/>
           </w:tcPr>
           <w:p>
             <w:pPr>
               <w:spacing w:after="0" w:line="240" w:lineRule="auto"/>
               <w:jc w:val="center"/>
               <w:rPr>
+                <w:rFonts w:ascii="Aptos" w:hAnsi="Aptos"/>
                 <w:b/>
                 <w:sz w:val="24"/>
                 <w:szCs w:val="24"/>
@@ -306,6 +195,7 @@
             </w:pPr>
             <w:r>
               <w:rPr>
+                <w:rFonts w:ascii="Aptos" w:hAnsi="Aptos"/>
                 <w:b/>
                 <w:sz w:val="24"/>
                 <w:szCs w:val="24"/>
@@ -331,6 +221,7 @@
               <w:spacing w:after="0" w:line="240" w:lineRule="auto"/>
               <w:jc w:val="center"/>
               <w:rPr>
+                <w:rFonts w:ascii="Aptos" w:hAnsi="Aptos"/>
                 <w:b/>
                 <w:sz w:val="24"/>
                 <w:szCs w:val="24"/>
@@ -338,6 +229,7 @@
             </w:pPr>
             <w:r>
               <w:rPr>
+                <w:rFonts w:ascii="Aptos" w:hAnsi="Aptos"/>
                 <w:b/>
                 <w:sz w:val="24"/>
                 <w:szCs w:val="24"/>
@@ -363,6 +255,7 @@
               <w:spacing w:after="0" w:line="240" w:lineRule="auto"/>
               <w:jc w:val="center"/>
               <w:rPr>
+                <w:rFonts w:ascii="Aptos" w:hAnsi="Aptos"/>
                 <w:b/>
                 <w:sz w:val="24"/>
                 <w:szCs w:val="24"/>
@@ -370,19 +263,12 @@
             </w:pPr>
             <w:r>
               <w:rPr>
+                <w:rFonts w:ascii="Aptos" w:hAnsi="Aptos"/>
                 <w:b/>
                 <w:sz w:val="24"/>
                 <w:szCs w:val="24"/>
               </w:rPr>
-              <w:t>DA</w:t>
-            </w:r>
-            <w:r>
-              <w:rPr>
-                <w:b/>
-                <w:sz w:val="24"/>
-                <w:szCs w:val="24"/>
-              </w:rPr>
-              <w:t xml:space="preserve"> 60 days</w:t>
+              <w:t xml:space="preserve">DA 60 days</w:t>
             </w:r>
           </w:p>
         </w:tc>
@@ -390,6 +276,7 @@
       <w:tr>
         <w:trPr>
           <w:trHeight w:val="290"/>
+          <w:tblHeader/>
           <w:jc w:val="center"/>
         </w:trPr>
         <w:tc>
@@ -409,6 +296,7 @@
               <w:spacing w:after="0" w:line="240" w:lineRule="auto"/>
               <w:jc w:val="center"/>
               <w:rPr>
+                <w:rFonts w:ascii="Aptos" w:hAnsi="Aptos"/>
                 <w:b/>
                 <w:sz w:val="24"/>
                 <w:szCs w:val="24"/>
@@ -416,6 +304,7 @@
             </w:pPr>
             <w:r>
               <w:rPr>
+                <w:rFonts w:ascii="Aptos" w:hAnsi="Aptos"/>
                 <w:b/>
                 <w:sz w:val="24"/>
                 <w:szCs w:val="24"/>
@@ -441,6 +330,7 @@
               <w:spacing w:after="0" w:line="240" w:lineRule="auto"/>
               <w:jc w:val="center"/>
               <w:rPr>
+                <w:rFonts w:ascii="Aptos" w:hAnsi="Aptos"/>
                 <w:b/>
                 <w:sz w:val="24"/>
                 <w:szCs w:val="24"/>
@@ -448,6 +338,7 @@
             </w:pPr>
             <w:r>
               <w:rPr>
+                <w:rFonts w:ascii="Aptos" w:hAnsi="Aptos"/>
                 <w:b/>
                 <w:sz w:val="24"/>
                 <w:szCs w:val="24"/>
@@ -473,6 +364,7 @@
               <w:spacing w:after="0" w:line="240" w:lineRule="auto"/>
               <w:jc w:val="center"/>
               <w:rPr>
+                <w:rFonts w:ascii="Aptos" w:hAnsi="Aptos"/>
                 <w:b/>
                 <w:sz w:val="24"/>
                 <w:szCs w:val="24"/>
@@ -480,6 +372,7 @@
             </w:pPr>
             <w:r>
               <w:rPr>
+                <w:rFonts w:ascii="Aptos" w:hAnsi="Aptos"/>
                 <w:b/>
                 <w:sz w:val="24"/>
                 <w:szCs w:val="24"/>
@@ -505,6 +398,7 @@
               <w:spacing w:after="0" w:line="240" w:lineRule="auto"/>
               <w:jc w:val="center"/>
               <w:rPr>
+                <w:rFonts w:ascii="Aptos" w:hAnsi="Aptos"/>
                 <w:b/>
                 <w:sz w:val="24"/>
                 <w:szCs w:val="24"/>
@@ -512,11 +406,80 @@
             </w:pPr>
             <w:r>
               <w:rPr>
+                <w:rFonts w:ascii="Aptos" w:hAnsi="Aptos"/>
                 <w:b/>
                 <w:sz w:val="24"/>
                 <w:szCs w:val="24"/>
               </w:rPr>
               <w:t>DESCRIPTION</w:t>
+            </w:r>
+          </w:p>
+        </w:tc>
+        <w:tc>
+          <w:tcPr>
+            <w:tcW w:w="997" w:type="pct"/>
+            <w:tcBorders>
+              <w:top w:val="single" w:sz="4" w:space="0" w:color="auto"/>
+              <w:left w:val="single" w:sz="4" w:space="0" w:color="auto"/>
+              <w:bottom w:val="single" w:sz="4" w:space="0" w:color="auto"/>
+              <w:right w:val="single" w:sz="4" w:space="0" w:color="auto"/>
+            </w:tcBorders>
+            <w:shd w:val="clear" w:color="auto" w:fill="D9D9D9"/>
+            <w:vAlign w:val="center"/>
+          </w:tcPr>
+          <w:p>
+            <w:pPr>
+              <w:spacing w:after="0" w:line="240" w:lineRule="auto"/>
+              <w:jc w:val="center"/>
+              <w:rPr>
+                <w:rFonts w:ascii="Aptos" w:hAnsi="Aptos"/>
+                <w:b/>
+                <w:sz w:val="24"/>
+                <w:szCs w:val="24"/>
+              </w:rPr>
+            </w:pPr>
+            <w:r>
+              <w:rPr>
+                <w:rFonts w:ascii="Aptos" w:hAnsi="Aptos"/>
+                <w:b/>
+                <w:sz w:val="24"/>
+                <w:szCs w:val="24"/>
+              </w:rPr>
+              <w:t>SIZE (W,D,H)</w:t>
+            </w:r>
+          </w:p>
+        </w:tc>
+        <w:tc>
+          <w:tcPr>
+            <w:tcW w:w="997" w:type="pct"/>
+            <w:tcBorders>
+              <w:top w:val="single" w:sz="4" w:space="0" w:color="auto"/>
+              <w:left w:val="single" w:sz="4" w:space="0" w:color="auto"/>
+              <w:bottom w:val="single" w:sz="4" w:space="0" w:color="auto"/>
+              <w:right w:val="single" w:sz="4" w:space="0" w:color="auto"/>
+            </w:tcBorders>
+            <w:shd w:val="clear" w:color="auto" w:fill="D9D9D9"/>
+            <w:vAlign w:val="center"/>
+          </w:tcPr>
+          <w:p>
+            <w:pPr>
+              <w:spacing w:after="0" w:line="240" w:lineRule="auto"/>
+              <w:jc w:val="center"/>
+              <w:rPr>
+                <w:rFonts w:ascii="Aptos" w:hAnsi="Aptos"/>
+                <w:b/>
+                <w:sz w:val="24"/>
+                <w:szCs w:val="24"/>
+              </w:rPr>
+            </w:pPr>
+            <w:r>
+              <w:rPr>
+                <w:rFonts w:ascii="Aptos" w:hAnsi="Aptos"/>
+                <w:b/>
+                <w:sz w:val="24"/>
+                <w:szCs w:val="24"/>
+              </w:rPr>
+              <w:t>FINISH</w:t>
             </w:r>
           </w:p>
         </w:tc>
@@ -537,6 +500,7 @@
               <w:spacing w:after="0" w:line="240" w:lineRule="auto"/>
               <w:jc w:val="center"/>
               <w:rPr>
+                <w:rFonts w:ascii="Aptos" w:hAnsi="Aptos"/>
                 <w:b/>
                 <w:sz w:val="24"/>
                 <w:szCs w:val="24"/>
@@ -544,6 +508,7 @@
             </w:pPr>
             <w:r>
               <w:rPr>
+                <w:rFonts w:ascii="Aptos" w:hAnsi="Aptos"/>
                 <w:b/>
                 <w:sz w:val="24"/>
                 <w:szCs w:val="24"/>
@@ -569,6 +534,7 @@
               <w:spacing w:after="0" w:line="240" w:lineRule="auto"/>
               <w:jc w:val="center"/>
               <w:rPr>
+                <w:rFonts w:ascii="Aptos" w:hAnsi="Aptos"/>
                 <w:b/>
                 <w:sz w:val="24"/>
                 <w:szCs w:val="24"/>
@@ -576,6 +542,7 @@
             </w:pPr>
             <w:r>
               <w:rPr>
+                <w:rFonts w:ascii="Aptos" w:hAnsi="Aptos"/>
                 <w:b/>
                 <w:sz w:val="24"/>
                 <w:szCs w:val="24"/>
@@ -601,6 +568,7 @@
               <w:spacing w:after="0" w:line="240" w:lineRule="auto"/>
               <w:jc w:val="center"/>
               <w:rPr>
+                <w:rFonts w:ascii="Aptos" w:hAnsi="Aptos"/>
                 <w:b/>
                 <w:sz w:val="24"/>
                 <w:szCs w:val="24"/>
@@ -608,6 +576,7 @@
             </w:pPr>
             <w:r>
               <w:rPr>
+                <w:rFonts w:ascii="Aptos" w:hAnsi="Aptos"/>
                 <w:b/>
                 <w:sz w:val="24"/>
                 <w:szCs w:val="24"/>
@@ -639,32 +608,18 @@
               <w:spacing w:after="0" w:line="240" w:lineRule="auto"/>
               <w:jc w:val="center"/>
               <w:rPr>
+                <w:rFonts w:ascii="Aptos" w:hAnsi="Aptos"/>
                 <w:sz w:val="24"/>
                 <w:szCs w:val="24"/>
               </w:rPr>
             </w:pPr>
             <w:r>
               <w:rPr>
-                <w:sz w:val="24"/>
-                <w:szCs w:val="24"/>
-              </w:rPr>
-              <w:t>${</w:t>
-            </w:r>
-            <w:proofErr w:type="spellStart"/>
-            <w:r>
-              <w:rPr>
-                <w:sz w:val="24"/>
-                <w:szCs w:val="24"/>
-              </w:rPr>
-              <w:t>serial_number</w:t>
-            </w:r>
-            <w:proofErr w:type="spellEnd"/>
-            <w:r>
-              <w:rPr>
-                <w:sz w:val="24"/>
-                <w:szCs w:val="24"/>
-              </w:rPr>
-              <w:t>}</w:t>
+                <w:rFonts w:ascii="Aptos" w:hAnsi="Aptos"/>
+                <w:sz w:val="24"/>
+                <w:szCs w:val="24"/>
+              </w:rPr>
+              <w:t>${serial_number}</w:t>
             </w:r>
           </w:p>
         </w:tc>
@@ -684,32 +639,18 @@
               <w:spacing w:after="0" w:line="240" w:lineRule="auto"/>
               <w:jc w:val="center"/>
               <w:rPr>
+                <w:rFonts w:ascii="Aptos" w:hAnsi="Aptos"/>
                 <w:sz w:val="24"/>
                 <w:szCs w:val="24"/>
               </w:rPr>
             </w:pPr>
             <w:r>
               <w:rPr>
-                <w:sz w:val="24"/>
-                <w:szCs w:val="24"/>
-              </w:rPr>
-              <w:t>${</w:t>
-            </w:r>
-            <w:proofErr w:type="spellStart"/>
-            <w:r>
-              <w:rPr>
-                <w:sz w:val="24"/>
-                <w:szCs w:val="24"/>
-              </w:rPr>
-              <w:t>item_no</w:t>
-            </w:r>
-            <w:proofErr w:type="spellEnd"/>
-            <w:r>
-              <w:rPr>
-                <w:sz w:val="24"/>
-                <w:szCs w:val="24"/>
-              </w:rPr>
-              <w:t>}</w:t>
+                <w:rFonts w:ascii="Aptos" w:hAnsi="Aptos"/>
+                <w:sz w:val="24"/>
+                <w:szCs w:val="24"/>
+              </w:rPr>
+              <w:t>${item_no}</w:t>
             </w:r>
           </w:p>
         </w:tc>
@@ -729,32 +670,18 @@
               <w:spacing w:line="240" w:lineRule="auto"/>
               <w:jc w:val="center"/>
               <w:rPr>
+                <w:rFonts w:ascii="Aptos" w:hAnsi="Aptos"/>
                 <w:sz w:val="24"/>
                 <w:szCs w:val="24"/>
               </w:rPr>
             </w:pPr>
             <w:r>
               <w:rPr>
-                <w:sz w:val="24"/>
-                <w:szCs w:val="24"/>
-              </w:rPr>
-              <w:t>${</w:t>
-            </w:r>
-            <w:proofErr w:type="spellStart"/>
-            <w:r>
-              <w:rPr>
-                <w:sz w:val="24"/>
-                <w:szCs w:val="24"/>
-              </w:rPr>
-              <w:t>item_picture</w:t>
-            </w:r>
-            <w:proofErr w:type="spellEnd"/>
-            <w:r>
-              <w:rPr>
-                <w:sz w:val="24"/>
-                <w:szCs w:val="24"/>
-              </w:rPr>
-              <w:t>}</w:t>
+                <w:rFonts w:ascii="Aptos" w:hAnsi="Aptos"/>
+                <w:sz w:val="24"/>
+                <w:szCs w:val="24"/>
+              </w:rPr>
+              <w:t>${item_picture}</w:t>
             </w:r>
           </w:p>
         </w:tc>
@@ -775,17 +702,85 @@
               <w:spacing w:before="95"/>
               <w:jc w:val="center"/>
               <w:rPr>
+                <w:rFonts w:ascii="Aptos" w:hAnsi="Aptos"/>
                 <w:bCs/>
                 <w:sz w:val="24"/>
               </w:rPr>
             </w:pPr>
             <w:r>
               <w:rPr>
+                <w:rFonts w:ascii="Aptos" w:hAnsi="Aptos"/>
                 <w:bCs/>
                 <w:sz w:val="24"/>
                 <w:szCs w:val="24"/>
               </w:rPr>
               <w:t>${description}</w:t>
+            </w:r>
+          </w:p>
+        </w:tc>
+        <w:tc>
+          <w:tcPr>
+            <w:tcW w:w="997" w:type="pct"/>
+            <w:tcBorders>
+              <w:top w:val="single" w:sz="4" w:space="0" w:color="auto"/>
+              <w:left w:val="single" w:sz="4" w:space="0" w:color="auto"/>
+              <w:bottom w:val="single" w:sz="4" w:space="0" w:color="auto"/>
+              <w:right w:val="single" w:sz="4" w:space="0" w:color="auto"/>
+            </w:tcBorders>
+            <w:vAlign w:val="center"/>
+          </w:tcPr>
+          <w:p>
+            <w:pPr>
+              <w:pStyle w:val="TableParagraph"/>
+              <w:spacing w:before="95"/>
+              <w:jc w:val="center"/>
+              <w:rPr>
+                <w:rFonts w:ascii="Aptos" w:hAnsi="Aptos"/>
+                <w:bCs/>
+                <w:sz w:val="24"/>
+              </w:rPr>
+            </w:pPr>
+            <w:r>
+              <w:rPr>
+                <w:rFonts w:ascii="Aptos" w:hAnsi="Aptos"/>
+                <w:bCs/>
+                <w:sz w:val="24"/>
+                <w:szCs w:val="24"/>
+              </w:rPr>
+              <w:t>${size}</w:t>
+            </w:r>
+          </w:p>
+        </w:tc>
+        <w:tc>
+          <w:tcPr>
+            <w:tcW w:w="997" w:type="pct"/>
+            <w:tcBorders>
+              <w:top w:val="single" w:sz="4" w:space="0" w:color="auto"/>
+              <w:left w:val="single" w:sz="4" w:space="0" w:color="auto"/>
+              <w:bottom w:val="single" w:sz="4" w:space="0" w:color="auto"/>
+              <w:right w:val="single" w:sz="4" w:space="0" w:color="auto"/>
+            </w:tcBorders>
+            <w:vAlign w:val="center"/>
+          </w:tcPr>
+          <w:p>
+            <w:pPr>
+              <w:pStyle w:val="TableParagraph"/>
+              <w:spacing w:before="95"/>
+              <w:jc w:val="center"/>
+              <w:rPr>
+                <w:rFonts w:ascii="Aptos" w:hAnsi="Aptos"/>
+                <w:bCs/>
+                <w:sz w:val="24"/>
+              </w:rPr>
+            </w:pPr>
+            <w:r>
+              <w:rPr>
+                <w:rFonts w:ascii="Aptos" w:hAnsi="Aptos"/>
+                <w:bCs/>
+                <w:sz w:val="24"/>
+                <w:szCs w:val="24"/>
+              </w:rPr>
+              <w:t>${finish}</w:t>
             </w:r>
           </w:p>
         </w:tc>
@@ -798,22 +793,24 @@
               <w:bottom w:val="single" w:sz="4" w:space="0" w:color="auto"/>
               <w:right w:val="single" w:sz="4" w:space="0" w:color="auto"/>
             </w:tcBorders>
+            <w:vAlign w:val="center"/>
           </w:tcPr>
           <w:p>
             <w:pPr>
+              <w:spacing w:after="0" w:line="240" w:lineRule="auto"/>
               <w:jc w:val="center"/>
-            </w:pPr>
-          </w:p>
-          <w:p>
-            <w:pPr>
-              <w:jc w:val="center"/>
-            </w:pPr>
-          </w:p>
-          <w:p>
-            <w:pPr>
-              <w:jc w:val="center"/>
+              <w:rPr>
+                <w:rFonts w:ascii="Aptos" w:hAnsi="Aptos"/>
+                <w:sz w:val="24"/>
+                <w:szCs w:val="24"/>
+              </w:rPr>
             </w:pPr>
             <w:r>
+              <w:rPr>
+                <w:rFonts w:ascii="Aptos" w:hAnsi="Aptos"/>
+                <w:sz w:val="24"/>
+                <w:szCs w:val="24"/>
+              </w:rPr>
               <w:t>${quantity}</w:t>
             </w:r>
           </w:p>
@@ -827,70 +824,23 @@
               <w:bottom w:val="single" w:sz="4" w:space="0" w:color="auto"/>
               <w:right w:val="single" w:sz="4" w:space="0" w:color="auto"/>
             </w:tcBorders>
+            <w:vAlign w:val="center"/>
           </w:tcPr>
           <w:p>
             <w:pPr>
-              <w:pStyle w:val="TableParagraph"/>
-              <w:spacing w:line="242" w:lineRule="exact"/>
-              <w:ind w:right="-117"/>
+              <w:spacing w:after="0" w:line="240" w:lineRule="auto"/>
               <w:jc w:val="center"/>
               <w:rPr>
-                <w:spacing w:val="-5"/>
-                <w:sz w:val="24"/>
-              </w:rPr>
-            </w:pPr>
-          </w:p>
-          <w:p>
-            <w:pPr>
-              <w:pStyle w:val="TableParagraph"/>
-              <w:spacing w:line="242" w:lineRule="exact"/>
-              <w:ind w:right="-117"/>
-              <w:jc w:val="center"/>
-              <w:rPr>
-                <w:spacing w:val="-5"/>
-                <w:sz w:val="24"/>
-              </w:rPr>
-            </w:pPr>
-          </w:p>
-          <w:p>
-            <w:pPr>
-              <w:pStyle w:val="TableParagraph"/>
-              <w:spacing w:line="242" w:lineRule="exact"/>
-              <w:ind w:right="-117"/>
-              <w:jc w:val="center"/>
-              <w:rPr>
-                <w:spacing w:val="-5"/>
-                <w:sz w:val="24"/>
-              </w:rPr>
-            </w:pPr>
-          </w:p>
-          <w:p>
-            <w:pPr>
-              <w:pStyle w:val="TableParagraph"/>
-              <w:spacing w:line="242" w:lineRule="exact"/>
-              <w:ind w:right="-117"/>
-              <w:jc w:val="center"/>
-              <w:rPr>
-                <w:spacing w:val="-5"/>
-                <w:sz w:val="24"/>
-              </w:rPr>
-            </w:pPr>
-          </w:p>
-          <w:p>
-            <w:pPr>
-              <w:pStyle w:val="TableParagraph"/>
-              <w:spacing w:line="242" w:lineRule="exact"/>
-              <w:ind w:right="-117"/>
-              <w:jc w:val="center"/>
-              <w:rPr>
-                <w:spacing w:val="-5"/>
-                <w:sz w:val="24"/>
+                <w:rFonts w:ascii="Aptos" w:hAnsi="Aptos"/>
+                <w:sz w:val="24"/>
+                <w:szCs w:val="24"/>
               </w:rPr>
             </w:pPr>
             <w:r>
               <w:rPr>
-                <w:spacing w:val="-5"/>
-                <w:sz w:val="24"/>
+                <w:rFonts w:ascii="Aptos" w:hAnsi="Aptos"/>
+                <w:sz w:val="24"/>
+                <w:szCs w:val="24"/>
               </w:rPr>
               <w:t>${price}</w:t>
             </w:r>
@@ -905,70 +855,25 @@
               <w:bottom w:val="single" w:sz="4" w:space="0" w:color="auto"/>
               <w:right w:val="single" w:sz="4" w:space="0" w:color="auto"/>
             </w:tcBorders>
+            <w:vAlign w:val="center"/>
           </w:tcPr>
           <w:p>
             <w:pPr>
-              <w:pStyle w:val="TableParagraph"/>
+              <w:spacing w:after="0" w:line="240" w:lineRule="auto"/>
               <w:jc w:val="center"/>
               <w:rPr>
-                <w:rFonts w:ascii="Times New Roman"/>
-              </w:rPr>
-            </w:pPr>
-          </w:p>
-          <w:p>
-            <w:pPr>
-              <w:pStyle w:val="TableParagraph"/>
-              <w:jc w:val="center"/>
-              <w:rPr>
-                <w:rFonts w:ascii="Times New Roman"/>
-              </w:rPr>
-            </w:pPr>
-          </w:p>
-          <w:p>
-            <w:pPr>
-              <w:pStyle w:val="TableParagraph"/>
-              <w:jc w:val="center"/>
-              <w:rPr>
-                <w:rFonts w:ascii="Times New Roman"/>
-              </w:rPr>
-            </w:pPr>
-          </w:p>
-          <w:p>
-            <w:pPr>
-              <w:pStyle w:val="TableParagraph"/>
-              <w:jc w:val="center"/>
-              <w:rPr>
-                <w:rFonts w:ascii="Times New Roman"/>
-              </w:rPr>
-            </w:pPr>
-          </w:p>
-          <w:p>
-            <w:pPr>
-              <w:pStyle w:val="TableParagraph"/>
-              <w:jc w:val="center"/>
-              <w:rPr>
-                <w:rFonts w:ascii="Times New Roman"/>
+                <w:rFonts w:ascii="Aptos" w:hAnsi="Aptos"/>
+                <w:sz w:val="24"/>
+                <w:szCs w:val="24"/>
               </w:rPr>
             </w:pPr>
             <w:r>
               <w:rPr>
-                <w:rFonts w:ascii="Times New Roman"/>
-              </w:rPr>
-              <w:t>${</w:t>
-            </w:r>
-            <w:proofErr w:type="spellStart"/>
-            <w:r>
-              <w:rPr>
-                <w:rFonts w:ascii="Times New Roman"/>
-              </w:rPr>
-              <w:t>special_comments</w:t>
-            </w:r>
-            <w:proofErr w:type="spellEnd"/>
-            <w:r>
-              <w:rPr>
-                <w:rFonts w:ascii="Times New Roman"/>
-              </w:rPr>
-              <w:t>}</w:t>
+                <w:rFonts w:ascii="Aptos" w:hAnsi="Aptos"/>
+                <w:sz w:val="24"/>
+                <w:szCs w:val="24"/>
+              </w:rPr>
+              <w:t>${special_comments}</w:t>
             </w:r>
           </w:p>
         </w:tc>
@@ -994,6 +899,7 @@
               <w:spacing w:after="0" w:line="240" w:lineRule="auto"/>
               <w:jc w:val="center"/>
               <w:rPr>
+                <w:rFonts w:ascii="Aptos" w:hAnsi="Aptos"/>
                 <w:sz w:val="24"/>
                 <w:szCs w:val="24"/>
               </w:rPr>
@@ -1016,6 +922,7 @@
               <w:spacing w:after="0" w:line="240" w:lineRule="auto"/>
               <w:jc w:val="center"/>
               <w:rPr>
+                <w:rFonts w:ascii="Aptos" w:hAnsi="Aptos"/>
                 <w:sz w:val="24"/>
                 <w:szCs w:val="24"/>
               </w:rPr>
@@ -1038,6 +945,7 @@
               <w:spacing w:line="240" w:lineRule="auto"/>
               <w:jc w:val="center"/>
               <w:rPr>
+                <w:rFonts w:ascii="Aptos" w:hAnsi="Aptos"/>
                 <w:sz w:val="24"/>
                 <w:szCs w:val="24"/>
               </w:rPr>
@@ -1058,7 +966,7 @@
             <w:pPr>
               <w:pStyle w:val="TableParagraph"/>
               <w:rPr>
-                <w:rFonts w:cs="Times New Roman"/>
+                <w:rFonts w:ascii="Aptos" w:hAnsi="Aptos" w:cs="Times New Roman"/>
                 <w:sz w:val="24"/>
                 <w:szCs w:val="24"/>
               </w:rPr>
@@ -1079,7 +987,7 @@
             <w:pPr>
               <w:pStyle w:val="TableParagraph"/>
               <w:rPr>
-                <w:rFonts w:cs="Times New Roman"/>
+                <w:rFonts w:ascii="Aptos" w:hAnsi="Aptos" w:cs="Times New Roman"/>
                 <w:sz w:val="24"/>
                 <w:szCs w:val="24"/>
               </w:rPr>
@@ -1100,7 +1008,7 @@
             <w:pPr>
               <w:pStyle w:val="TableParagraph"/>
               <w:rPr>
-                <w:rFonts w:cs="Times New Roman"/>
+                <w:rFonts w:ascii="Aptos" w:hAnsi="Aptos" w:cs="Times New Roman"/>
                 <w:sz w:val="24"/>
                 <w:szCs w:val="24"/>
               </w:rPr>
@@ -1121,7 +1029,7 @@
             <w:pPr>
               <w:pStyle w:val="TableParagraph"/>
               <w:rPr>
-                <w:rFonts w:cs="Times New Roman"/>
+                <w:rFonts w:ascii="Aptos" w:hAnsi="Aptos" w:cs="Times New Roman"/>
                 <w:sz w:val="24"/>
                 <w:szCs w:val="24"/>
               </w:rPr>
@@ -1150,6 +1058,7 @@
               <w:spacing w:after="0" w:line="240" w:lineRule="auto"/>
               <w:jc w:val="center"/>
               <w:rPr>
+                <w:rFonts w:ascii="Aptos" w:hAnsi="Aptos"/>
                 <w:sz w:val="24"/>
                 <w:szCs w:val="24"/>
               </w:rPr>
@@ -1170,7 +1079,7 @@
             <w:pPr>
               <w:pStyle w:val="TableParagraph"/>
               <w:rPr>
-                <w:rFonts w:cs="Times New Roman"/>
+                <w:rFonts w:ascii="Aptos" w:hAnsi="Aptos" w:cs="Times New Roman"/>
                 <w:sz w:val="24"/>
                 <w:szCs w:val="24"/>
               </w:rPr>
@@ -1193,6 +1102,7 @@
               <w:spacing w:line="240" w:lineRule="auto"/>
               <w:jc w:val="center"/>
               <w:rPr>
+                <w:rFonts w:ascii="Aptos" w:hAnsi="Aptos"/>
                 <w:sz w:val="24"/>
                 <w:szCs w:val="24"/>
               </w:rPr>
@@ -1214,7 +1124,7 @@
               <w:pStyle w:val="TableParagraph"/>
               <w:jc w:val="center"/>
               <w:rPr>
-                <w:rFonts w:cs="Times New Roman"/>
+                <w:rFonts w:ascii="Aptos" w:hAnsi="Aptos" w:cs="Times New Roman"/>
                 <w:sz w:val="24"/>
                 <w:szCs w:val="24"/>
               </w:rPr>
@@ -1235,7 +1145,7 @@
             <w:pPr>
               <w:pStyle w:val="TableParagraph"/>
               <w:rPr>
-                <w:rFonts w:cs="Times New Roman"/>
+                <w:rFonts w:ascii="Aptos" w:hAnsi="Aptos" w:cs="Times New Roman"/>
                 <w:sz w:val="24"/>
                 <w:szCs w:val="24"/>
               </w:rPr>
@@ -1256,7 +1166,7 @@
             <w:pPr>
               <w:pStyle w:val="TableParagraph"/>
               <w:rPr>
-                <w:rFonts w:cs="Times New Roman"/>
+                <w:rFonts w:ascii="Aptos" w:hAnsi="Aptos" w:cs="Times New Roman"/>
                 <w:sz w:val="24"/>
                 <w:szCs w:val="24"/>
               </w:rPr>
@@ -1277,7 +1187,7 @@
             <w:pPr>
               <w:pStyle w:val="TableParagraph"/>
               <w:rPr>
-                <w:rFonts w:cs="Times New Roman"/>
+                <w:rFonts w:ascii="Aptos" w:hAnsi="Aptos" w:cs="Times New Roman"/>
                 <w:sz w:val="24"/>
                 <w:szCs w:val="24"/>
               </w:rPr>
@@ -1306,6 +1216,7 @@
               <w:spacing w:after="0" w:line="240" w:lineRule="auto"/>
               <w:jc w:val="center"/>
               <w:rPr>
+                <w:rFonts w:ascii="Aptos" w:hAnsi="Aptos"/>
                 <w:sz w:val="24"/>
                 <w:szCs w:val="24"/>
               </w:rPr>
@@ -1328,6 +1239,7 @@
               <w:spacing w:after="0" w:line="240" w:lineRule="auto"/>
               <w:jc w:val="center"/>
               <w:rPr>
+                <w:rFonts w:ascii="Aptos" w:hAnsi="Aptos"/>
                 <w:sz w:val="24"/>
                 <w:szCs w:val="24"/>
               </w:rPr>
@@ -1350,6 +1262,7 @@
               <w:spacing w:line="240" w:lineRule="auto"/>
               <w:jc w:val="center"/>
               <w:rPr>
+                <w:rFonts w:ascii="Aptos" w:hAnsi="Aptos"/>
                 <w:sz w:val="24"/>
                 <w:szCs w:val="24"/>
               </w:rPr>
@@ -1371,7 +1284,7 @@
               <w:pStyle w:val="TableParagraph"/>
               <w:jc w:val="center"/>
               <w:rPr>
-                <w:rFonts w:cs="Times New Roman"/>
+                <w:rFonts w:ascii="Aptos" w:hAnsi="Aptos" w:cs="Times New Roman"/>
                 <w:sz w:val="24"/>
                 <w:szCs w:val="24"/>
               </w:rPr>
@@ -1392,7 +1305,7 @@
             <w:pPr>
               <w:pStyle w:val="TableParagraph"/>
               <w:rPr>
-                <w:rFonts w:cs="Times New Roman"/>
+                <w:rFonts w:ascii="Aptos" w:hAnsi="Aptos" w:cs="Times New Roman"/>
                 <w:sz w:val="24"/>
                 <w:szCs w:val="24"/>
               </w:rPr>
@@ -1413,7 +1326,7 @@
             <w:pPr>
               <w:pStyle w:val="TableParagraph"/>
               <w:rPr>
-                <w:rFonts w:cs="Times New Roman"/>
+                <w:rFonts w:ascii="Aptos" w:hAnsi="Aptos" w:cs="Times New Roman"/>
                 <w:sz w:val="24"/>
                 <w:szCs w:val="24"/>
               </w:rPr>
@@ -1434,7 +1347,7 @@
             <w:pPr>
               <w:pStyle w:val="TableParagraph"/>
               <w:rPr>
-                <w:rFonts w:cs="Times New Roman"/>
+                <w:rFonts w:ascii="Aptos" w:hAnsi="Aptos" w:cs="Times New Roman"/>
                 <w:sz w:val="24"/>
                 <w:szCs w:val="24"/>
               </w:rPr>
@@ -1463,6 +1376,7 @@
               <w:spacing w:after="0" w:line="240" w:lineRule="auto"/>
               <w:jc w:val="center"/>
               <w:rPr>
+                <w:rFonts w:ascii="Aptos" w:hAnsi="Aptos"/>
                 <w:sz w:val="24"/>
                 <w:szCs w:val="24"/>
               </w:rPr>
@@ -1485,6 +1399,7 @@
               <w:spacing w:after="0" w:line="240" w:lineRule="auto"/>
               <w:jc w:val="center"/>
               <w:rPr>
+                <w:rFonts w:ascii="Aptos" w:hAnsi="Aptos"/>
                 <w:sz w:val="24"/>
                 <w:szCs w:val="24"/>
               </w:rPr>
@@ -1507,6 +1422,7 @@
               <w:spacing w:line="240" w:lineRule="auto"/>
               <w:jc w:val="center"/>
               <w:rPr>
+                <w:rFonts w:ascii="Aptos" w:hAnsi="Aptos"/>
                 <w:sz w:val="24"/>
                 <w:szCs w:val="24"/>
               </w:rPr>
@@ -1528,7 +1444,7 @@
               <w:pStyle w:val="TableParagraph"/>
               <w:jc w:val="center"/>
               <w:rPr>
-                <w:rFonts w:cs="Times New Roman"/>
+                <w:rFonts w:ascii="Aptos" w:hAnsi="Aptos" w:cs="Times New Roman"/>
                 <w:sz w:val="24"/>
                 <w:szCs w:val="24"/>
               </w:rPr>
@@ -1550,7 +1466,7 @@
               <w:pStyle w:val="TableParagraph"/>
               <w:jc w:val="center"/>
               <w:rPr>
-                <w:rFonts w:cs="Times New Roman"/>
+                <w:rFonts w:ascii="Aptos" w:hAnsi="Aptos" w:cs="Times New Roman"/>
                 <w:sz w:val="24"/>
                 <w:szCs w:val="24"/>
               </w:rPr>
@@ -1571,7 +1487,7 @@
             <w:pPr>
               <w:pStyle w:val="TableParagraph"/>
               <w:rPr>
-                <w:rFonts w:cs="Times New Roman"/>
+                <w:rFonts w:ascii="Aptos" w:hAnsi="Aptos" w:cs="Times New Roman"/>
                 <w:sz w:val="24"/>
                 <w:szCs w:val="24"/>
               </w:rPr>
@@ -1592,7 +1508,7 @@
             <w:pPr>
               <w:pStyle w:val="TableParagraph"/>
               <w:rPr>
-                <w:rFonts w:cs="Times New Roman"/>
+                <w:rFonts w:ascii="Aptos" w:hAnsi="Aptos" w:cs="Times New Roman"/>
                 <w:sz w:val="24"/>
                 <w:szCs w:val="24"/>
               </w:rPr>
@@ -1621,6 +1537,7 @@
               <w:spacing w:after="0" w:line="240" w:lineRule="auto"/>
               <w:jc w:val="center"/>
               <w:rPr>
+                <w:rFonts w:ascii="Aptos" w:hAnsi="Aptos"/>
                 <w:sz w:val="24"/>
                 <w:szCs w:val="24"/>
               </w:rPr>
@@ -1643,6 +1560,7 @@
               <w:spacing w:after="0" w:line="240" w:lineRule="auto"/>
               <w:jc w:val="center"/>
               <w:rPr>
+                <w:rFonts w:ascii="Aptos" w:hAnsi="Aptos"/>
                 <w:sz w:val="24"/>
                 <w:szCs w:val="24"/>
               </w:rPr>
@@ -1665,6 +1583,7 @@
               <w:spacing w:line="240" w:lineRule="auto"/>
               <w:jc w:val="center"/>
               <w:rPr>
+                <w:rFonts w:ascii="Aptos" w:hAnsi="Aptos"/>
                 <w:sz w:val="24"/>
                 <w:szCs w:val="24"/>
               </w:rPr>
@@ -1686,7 +1605,7 @@
               <w:pStyle w:val="TableParagraph"/>
               <w:jc w:val="center"/>
               <w:rPr>
-                <w:rFonts w:cs="Times New Roman"/>
+                <w:rFonts w:ascii="Aptos" w:hAnsi="Aptos" w:cs="Times New Roman"/>
                 <w:sz w:val="24"/>
                 <w:szCs w:val="24"/>
               </w:rPr>
@@ -1708,7 +1627,7 @@
               <w:pStyle w:val="TableParagraph"/>
               <w:jc w:val="center"/>
               <w:rPr>
-                <w:rFonts w:cs="Times New Roman"/>
+                <w:rFonts w:ascii="Aptos" w:hAnsi="Aptos" w:cs="Times New Roman"/>
                 <w:sz w:val="24"/>
                 <w:szCs w:val="24"/>
               </w:rPr>
@@ -1730,7 +1649,7 @@
               <w:pStyle w:val="TableParagraph"/>
               <w:jc w:val="center"/>
               <w:rPr>
-                <w:rFonts w:cs="Times New Roman"/>
+                <w:rFonts w:ascii="Aptos" w:hAnsi="Aptos" w:cs="Times New Roman"/>
                 <w:sz w:val="24"/>
                 <w:szCs w:val="24"/>
               </w:rPr>
@@ -1752,7 +1671,7 @@
               <w:pStyle w:val="TableParagraph"/>
               <w:jc w:val="center"/>
               <w:rPr>
-                <w:rFonts w:cs="Times New Roman"/>
+                <w:rFonts w:ascii="Aptos" w:hAnsi="Aptos" w:cs="Times New Roman"/>
                 <w:sz w:val="24"/>
                 <w:szCs w:val="24"/>
               </w:rPr>
@@ -1781,6 +1700,7 @@
               <w:spacing w:after="0" w:line="240" w:lineRule="auto"/>
               <w:jc w:val="center"/>
               <w:rPr>
+                <w:rFonts w:ascii="Aptos" w:hAnsi="Aptos"/>
                 <w:sz w:val="24"/>
                 <w:szCs w:val="24"/>
               </w:rPr>
@@ -1803,6 +1723,7 @@
               <w:spacing w:after="0" w:line="240" w:lineRule="auto"/>
               <w:jc w:val="center"/>
               <w:rPr>
+                <w:rFonts w:ascii="Aptos" w:hAnsi="Aptos"/>
                 <w:sz w:val="24"/>
                 <w:szCs w:val="24"/>
               </w:rPr>
@@ -1825,6 +1746,7 @@
               <w:spacing w:line="240" w:lineRule="auto"/>
               <w:jc w:val="center"/>
               <w:rPr>
+                <w:rFonts w:ascii="Aptos" w:hAnsi="Aptos"/>
                 <w:sz w:val="24"/>
                 <w:szCs w:val="24"/>
               </w:rPr>
@@ -1846,7 +1768,7 @@
               <w:pStyle w:val="TableParagraph"/>
               <w:jc w:val="center"/>
               <w:rPr>
-                <w:rFonts w:cs="Times New Roman"/>
+                <w:rFonts w:ascii="Aptos" w:hAnsi="Aptos" w:cs="Times New Roman"/>
                 <w:sz w:val="24"/>
                 <w:szCs w:val="24"/>
               </w:rPr>
@@ -1868,7 +1790,7 @@
               <w:pStyle w:val="TableParagraph"/>
               <w:jc w:val="center"/>
               <w:rPr>
-                <w:rFonts w:cs="Times New Roman"/>
+                <w:rFonts w:ascii="Aptos" w:hAnsi="Aptos" w:cs="Times New Roman"/>
                 <w:sz w:val="24"/>
                 <w:szCs w:val="24"/>
               </w:rPr>
@@ -1890,7 +1812,7 @@
               <w:pStyle w:val="TableParagraph"/>
               <w:jc w:val="center"/>
               <w:rPr>
-                <w:rFonts w:cs="Times New Roman"/>
+                <w:rFonts w:ascii="Aptos" w:hAnsi="Aptos" w:cs="Times New Roman"/>
                 <w:sz w:val="24"/>
                 <w:szCs w:val="24"/>
               </w:rPr>
@@ -1912,7 +1834,7 @@
               <w:pStyle w:val="TableParagraph"/>
               <w:jc w:val="center"/>
               <w:rPr>
-                <w:rFonts w:cs="Times New Roman"/>
+                <w:rFonts w:ascii="Aptos" w:hAnsi="Aptos" w:cs="Times New Roman"/>
                 <w:sz w:val="24"/>
                 <w:szCs w:val="24"/>
               </w:rPr>
@@ -1939,6 +1861,7 @@
             <w:pPr>
               <w:spacing w:after="0" w:line="240" w:lineRule="auto"/>
               <w:rPr>
+                <w:rFonts w:ascii="Aptos" w:hAnsi="Aptos"/>
                 <w:sz w:val="24"/>
                 <w:szCs w:val="24"/>
               </w:rPr>
@@ -1959,6 +1882,7 @@
             <w:pPr>
               <w:spacing w:after="0" w:line="240" w:lineRule="auto"/>
               <w:rPr>
+                <w:rFonts w:ascii="Aptos" w:hAnsi="Aptos"/>
                 <w:sz w:val="24"/>
                 <w:szCs w:val="24"/>
               </w:rPr>
@@ -1981,6 +1905,7 @@
               <w:spacing w:after="0" w:line="240" w:lineRule="auto"/>
               <w:jc w:val="center"/>
               <w:rPr>
+                <w:rFonts w:ascii="Aptos" w:hAnsi="Aptos"/>
                 <w:sz w:val="24"/>
                 <w:szCs w:val="24"/>
               </w:rPr>
@@ -2002,6 +1927,7 @@
               <w:spacing w:after="0" w:line="240" w:lineRule="auto"/>
               <w:jc w:val="center"/>
               <w:rPr>
+                <w:rFonts w:ascii="Aptos" w:hAnsi="Aptos"/>
                 <w:sz w:val="24"/>
                 <w:szCs w:val="24"/>
               </w:rPr>
@@ -2022,6 +1948,7 @@
             <w:pPr>
               <w:spacing w:after="0" w:line="240" w:lineRule="auto"/>
               <w:rPr>
+                <w:rFonts w:ascii="Aptos" w:hAnsi="Aptos"/>
                 <w:sz w:val="24"/>
                 <w:szCs w:val="24"/>
               </w:rPr>
@@ -2042,6 +1969,7 @@
             <w:pPr>
               <w:spacing w:after="0" w:line="240" w:lineRule="auto"/>
               <w:rPr>
+                <w:rFonts w:ascii="Aptos" w:hAnsi="Aptos"/>
                 <w:sz w:val="24"/>
                 <w:szCs w:val="24"/>
               </w:rPr>
@@ -2062,6 +1990,7 @@
             <w:pPr>
               <w:spacing w:after="0" w:line="240" w:lineRule="auto"/>
               <w:rPr>
+                <w:rFonts w:ascii="Aptos" w:hAnsi="Aptos"/>
                 <w:sz w:val="24"/>
                 <w:szCs w:val="24"/>
               </w:rPr>
@@ -2090,33 +2019,19 @@
             <w:pPr>
               <w:spacing w:after="0"/>
               <w:rPr>
+                <w:rFonts w:ascii="Aptos" w:hAnsi="Aptos"/>
                 <w:sz w:val="24"/>
                 <w:szCs w:val="24"/>
               </w:rPr>
             </w:pPr>
             <w:r>
               <w:rPr>
+                <w:rFonts w:ascii="Aptos" w:hAnsi="Aptos"/>
                 <w:i/>
                 <w:noProof/>
                 <w:sz w:val="18"/>
               </w:rPr>
-              <w:t xml:space="preserve">You are requested to go thru the below terms and conditions as listed and needed to be followed for the completion of this order. In case of any queries please contact the </w:t>
-            </w:r>
-            <w:r>
-              <w:rPr>
-                <w:i/>
-                <w:noProof/>
-                <w:sz w:val="18"/>
-              </w:rPr>
-              <w:t xml:space="preserve">Merchandising </w:t>
-            </w:r>
-            <w:r>
-              <w:rPr>
-                <w:i/>
-                <w:noProof/>
-                <w:sz w:val="18"/>
-              </w:rPr>
-              <w:t xml:space="preserve"> offices immediately.</w:t>
+              <w:t>You are requested to go thru the below terms and conditions as listed and needed to be followed for the completion of this order. In case of any queries please contact the Merchandising  offices immediately.</w:t>
             </w:r>
           </w:p>
         </w:tc>
@@ -2125,6 +2040,7 @@
     <w:p>
       <w:pPr>
         <w:rPr>
+          <w:rFonts w:ascii="Aptos" w:hAnsi="Aptos"/>
           <w:b/>
           <w:sz w:val="24"/>
           <w:szCs w:val="24"/>
@@ -2142,8 +2058,14 @@
       </w:pPr>
     </w:p>
     <w:p>
+      <w:pPr>
+        <w:rPr>
+          <w:rFonts w:ascii="Aptos" w:hAnsi="Aptos"/>
+        </w:rPr>
+      </w:pPr>
       <w:r>
         <w:rPr>
+          <w:rFonts w:ascii="Aptos" w:hAnsi="Aptos"/>
           <w:b/>
           <w:sz w:val="24"/>
           <w:szCs w:val="24"/>
@@ -2160,45 +2082,19 @@
         </w:numPr>
         <w:ind w:left="540" w:hanging="450"/>
         <w:rPr>
+          <w:rFonts w:ascii="Aptos" w:hAnsi="Aptos"/>
           <w:sz w:val="18"/>
           <w:szCs w:val="20"/>
         </w:rPr>
       </w:pPr>
       <w:r>
         <w:rPr>
+          <w:rFonts w:ascii="Aptos" w:hAnsi="Aptos"/>
           <w:sz w:val="18"/>
           <w:szCs w:val="20"/>
         </w:rPr>
         <w:lastRenderedPageBreak/>
-        <w:t xml:space="preserve">The PO </w:t>
-      </w:r>
-      <w:r>
-        <w:rPr>
-          <w:sz w:val="18"/>
-          <w:szCs w:val="20"/>
-        </w:rPr>
-        <w:t>acceptance assures all legal &amp; c</w:t>
-      </w:r>
-      <w:r>
-        <w:rPr>
-          <w:sz w:val="18"/>
-          <w:szCs w:val="20"/>
-        </w:rPr>
-        <w:t>ompliance bindings as necessitated by the</w:t>
-      </w:r>
-      <w:r>
-        <w:rPr>
-          <w:sz w:val="18"/>
-          <w:szCs w:val="20"/>
-        </w:rPr>
-        <w:t xml:space="preserve"> Buyer/ C</w:t>
-      </w:r>
-      <w:r>
-        <w:rPr>
-          <w:sz w:val="18"/>
-          <w:szCs w:val="20"/>
-        </w:rPr>
-        <w:t xml:space="preserve">onsignee are being met. </w:t>
+        <w:t xml:space="preserve">The PO acceptance assures all legal &amp; compliance bindings as necessitated by the Buyer/ Consignee are being met. </w:t>
       </w:r>
     </w:p>
     <w:p>
@@ -2210,32 +2106,18 @@
         </w:numPr>
         <w:ind w:left="540" w:hanging="450"/>
         <w:rPr>
+          <w:rFonts w:ascii="Aptos" w:hAnsi="Aptos"/>
           <w:sz w:val="18"/>
           <w:szCs w:val="20"/>
         </w:rPr>
       </w:pPr>
-      <w:proofErr w:type="gramStart"/>
       <w:r>
         <w:rPr>
+          <w:rFonts w:ascii="Aptos" w:hAnsi="Aptos"/>
           <w:sz w:val="18"/>
           <w:szCs w:val="20"/>
         </w:rPr>
-        <w:t>In order to</w:t>
-      </w:r>
-      <w:proofErr w:type="gramEnd"/>
-      <w:r>
-        <w:rPr>
-          <w:sz w:val="18"/>
-          <w:szCs w:val="20"/>
-        </w:rPr>
-        <w:t xml:space="preserve"> confirm the order please prepare a Performa Invoice </w:t>
-      </w:r>
-      <w:r>
-        <w:rPr>
-          <w:sz w:val="18"/>
-          <w:szCs w:val="20"/>
-        </w:rPr>
-        <w:t>per template provided with the Order.</w:t>
+        <w:t xml:space="preserve">In order to confirm the order please prepare a Performa Invoice per template provided with the Order.</w:t>
       </w:r>
     </w:p>
     <w:p>
@@ -2247,51 +2129,18 @@
         </w:numPr>
         <w:ind w:left="540" w:hanging="450"/>
         <w:rPr>
+          <w:rFonts w:ascii="Aptos" w:hAnsi="Aptos"/>
           <w:sz w:val="18"/>
           <w:szCs w:val="20"/>
         </w:rPr>
       </w:pPr>
       <w:r>
         <w:rPr>
+          <w:rFonts w:ascii="Aptos" w:hAnsi="Aptos"/>
           <w:sz w:val="18"/>
           <w:szCs w:val="20"/>
         </w:rPr>
-        <w:t>Make note Order Delivery Date by default will be taken as 60 days from the PO release date. The Factory/ Exporte</w:t>
-      </w:r>
-      <w:r>
-        <w:rPr>
-          <w:sz w:val="18"/>
-          <w:szCs w:val="20"/>
-        </w:rPr>
-        <w:t xml:space="preserve">r </w:t>
-      </w:r>
-      <w:r>
-        <w:rPr>
-          <w:sz w:val="18"/>
-          <w:szCs w:val="20"/>
-        </w:rPr>
-        <w:t xml:space="preserve">is always recommended to reconfirm the Delivery date via email confirmation from the </w:t>
-      </w:r>
-      <w:r>
-        <w:rPr>
-          <w:sz w:val="18"/>
-          <w:szCs w:val="20"/>
-        </w:rPr>
-        <w:t xml:space="preserve">UA </w:t>
-      </w:r>
-      <w:r>
-        <w:rPr>
-          <w:sz w:val="18"/>
-          <w:szCs w:val="20"/>
-        </w:rPr>
-        <w:t xml:space="preserve">Merchandising </w:t>
-      </w:r>
-      <w:r>
-        <w:rPr>
-          <w:sz w:val="18"/>
-          <w:szCs w:val="20"/>
-        </w:rPr>
-        <w:t>Offices</w:t>
+        <w:t xml:space="preserve">Make note Order Delivery Date by default will be taken as 60 days from the PO release date. The Factory/ Exporter is always recommended to reconfirm the Delivery date via email confirmation from the UA Merchandising Offices</w:t>
       </w:r>
     </w:p>
     <w:p>
@@ -2303,14 +2152,14 @@
         </w:numPr>
         <w:ind w:left="540" w:hanging="450"/>
         <w:rPr>
-          <w:rFonts w:cs="Calibri"/>
+          <w:rFonts w:ascii="Aptos" w:hAnsi="Aptos" w:cs="Calibri"/>
           <w:sz w:val="18"/>
           <w:szCs w:val="20"/>
         </w:rPr>
       </w:pPr>
       <w:r>
         <w:rPr>
-          <w:rFonts w:eastAsia="Times New Roman" w:cs="Calibri"/>
+          <w:rFonts w:ascii="Aptos" w:eastAsia="Times New Roman" w:hAnsi="Aptos" w:cs="Calibri"/>
           <w:color w:val="000000"/>
           <w:sz w:val="18"/>
           <w:szCs w:val="20"/>
@@ -2328,80 +2177,20 @@
         </w:numPr>
         <w:ind w:left="540" w:hanging="450"/>
         <w:rPr>
-          <w:rFonts w:cs="Calibri"/>
+          <w:rFonts w:ascii="Aptos" w:hAnsi="Aptos" w:cs="Calibri"/>
           <w:sz w:val="18"/>
           <w:szCs w:val="20"/>
         </w:rPr>
       </w:pPr>
       <w:r>
         <w:rPr>
-          <w:rFonts w:eastAsia="Times New Roman" w:cs="Calibri"/>
+          <w:rFonts w:ascii="Aptos" w:eastAsia="Times New Roman" w:hAnsi="Aptos" w:cs="Calibri"/>
           <w:color w:val="000000"/>
           <w:sz w:val="18"/>
           <w:szCs w:val="20"/>
           <w:lang w:eastAsia="da-DK"/>
         </w:rPr>
-        <w:t>The Factory commits and assures of not indulgi</w:t>
-      </w:r>
-      <w:r>
-        <w:rPr>
-          <w:rFonts w:eastAsia="Times New Roman" w:cs="Calibri"/>
-          <w:color w:val="000000"/>
-          <w:sz w:val="18"/>
-          <w:szCs w:val="20"/>
-          <w:lang w:eastAsia="da-DK"/>
-        </w:rPr>
-        <w:t>ng in offering any Incentives OR</w:t>
-      </w:r>
-      <w:r>
-        <w:rPr>
-          <w:rFonts w:eastAsia="Times New Roman" w:cs="Calibri"/>
-          <w:color w:val="000000"/>
-          <w:sz w:val="18"/>
-          <w:szCs w:val="20"/>
-          <w:lang w:eastAsia="da-DK"/>
-        </w:rPr>
-        <w:t xml:space="preserve"> Gifts of any nature to employees of the Agent either before and</w:t>
-      </w:r>
-      <w:r>
-        <w:rPr>
-          <w:rFonts w:eastAsia="Times New Roman" w:cs="Calibri"/>
-          <w:color w:val="000000"/>
-          <w:sz w:val="18"/>
-          <w:szCs w:val="20"/>
-          <w:lang w:eastAsia="da-DK"/>
-        </w:rPr>
-        <w:t>,</w:t>
-      </w:r>
-      <w:r>
-        <w:rPr>
-          <w:rFonts w:eastAsia="Times New Roman" w:cs="Calibri"/>
-          <w:color w:val="000000"/>
-          <w:sz w:val="18"/>
-          <w:szCs w:val="20"/>
-          <w:lang w:eastAsia="da-DK"/>
-        </w:rPr>
-        <w:t xml:space="preserve"> OR after the execution of any orders</w:t>
-      </w:r>
-      <w:r>
-        <w:rPr>
-          <w:rFonts w:eastAsia="Times New Roman" w:cs="Calibri"/>
-          <w:color w:val="000000"/>
-          <w:sz w:val="18"/>
-          <w:szCs w:val="20"/>
-          <w:lang w:eastAsia="da-DK"/>
-        </w:rPr>
-        <w:t>.</w:t>
-      </w:r>
-      <w:r>
-        <w:rPr>
-          <w:rFonts w:eastAsia="Times New Roman" w:cs="Calibri"/>
-          <w:color w:val="000000"/>
-          <w:sz w:val="18"/>
-          <w:szCs w:val="20"/>
-          <w:lang w:eastAsia="da-DK"/>
-        </w:rPr>
-        <w:t xml:space="preserve"> </w:t>
+        <w:t xml:space="preserve">The Factory commits and assures of not indulging in offering any Incentives OR Gifts of any nature to employees of the Agent either before and, OR after the execution of any orders. </w:t>
       </w:r>
     </w:p>
     <w:p>
@@ -2413,106 +2202,18 @@
         </w:numPr>
         <w:ind w:left="540" w:hanging="450"/>
         <w:rPr>
+          <w:rFonts w:ascii="Aptos" w:hAnsi="Aptos"/>
           <w:sz w:val="18"/>
           <w:szCs w:val="20"/>
         </w:rPr>
       </w:pPr>
       <w:r>
         <w:rPr>
+          <w:rFonts w:ascii="Aptos" w:hAnsi="Aptos"/>
           <w:sz w:val="18"/>
           <w:szCs w:val="20"/>
         </w:rPr>
-        <w:t xml:space="preserve">Please ensure you have a signed sample in record before starting with actual production. If </w:t>
-      </w:r>
-      <w:proofErr w:type="gramStart"/>
-      <w:r>
-        <w:rPr>
-          <w:sz w:val="18"/>
-          <w:szCs w:val="20"/>
-        </w:rPr>
-        <w:t>not</w:t>
-      </w:r>
-      <w:proofErr w:type="gramEnd"/>
-      <w:r>
-        <w:rPr>
-          <w:sz w:val="18"/>
-          <w:szCs w:val="20"/>
-        </w:rPr>
-        <w:t xml:space="preserve"> then please have the same done at the earliest </w:t>
-      </w:r>
-      <w:proofErr w:type="gramStart"/>
-      <w:r>
-        <w:rPr>
-          <w:sz w:val="18"/>
-          <w:szCs w:val="20"/>
-        </w:rPr>
-        <w:t>so as to</w:t>
-      </w:r>
-      <w:proofErr w:type="gramEnd"/>
-      <w:r>
-        <w:rPr>
-          <w:sz w:val="18"/>
-          <w:szCs w:val="20"/>
-        </w:rPr>
-        <w:t xml:space="preserve"> ensure no confusion happens at a later stage. This is needed in all </w:t>
-      </w:r>
-      <w:r>
-        <w:rPr>
-          <w:sz w:val="18"/>
-          <w:szCs w:val="20"/>
-        </w:rPr>
-        <w:t xml:space="preserve">and every </w:t>
-      </w:r>
-      <w:r>
-        <w:rPr>
-          <w:sz w:val="18"/>
-          <w:szCs w:val="20"/>
-        </w:rPr>
-        <w:t>case</w:t>
-      </w:r>
-      <w:r>
-        <w:rPr>
-          <w:sz w:val="18"/>
-          <w:szCs w:val="20"/>
-        </w:rPr>
-        <w:t>,</w:t>
-      </w:r>
-      <w:r>
-        <w:rPr>
-          <w:sz w:val="18"/>
-          <w:szCs w:val="20"/>
-        </w:rPr>
-        <w:t xml:space="preserve"> however small the order </w:t>
-      </w:r>
-      <w:proofErr w:type="gramStart"/>
-      <w:r>
-        <w:rPr>
-          <w:sz w:val="18"/>
-          <w:szCs w:val="20"/>
-        </w:rPr>
-        <w:t>is</w:t>
-      </w:r>
-      <w:proofErr w:type="gramEnd"/>
-      <w:r>
-        <w:rPr>
-          <w:sz w:val="18"/>
-          <w:szCs w:val="20"/>
-        </w:rPr>
-        <w:t xml:space="preserve"> but is </w:t>
-      </w:r>
-      <w:r>
-        <w:rPr>
-          <w:sz w:val="18"/>
-          <w:szCs w:val="20"/>
-        </w:rPr>
-        <w:t xml:space="preserve">best done </w:t>
-      </w:r>
-      <w:r>
-        <w:rPr>
-          <w:sz w:val="18"/>
-          <w:szCs w:val="20"/>
-        </w:rPr>
-        <w:t>in interest of the product and the parties to ensure that all parameters are defined and signed off before going into production.</w:t>
+        <w:t xml:space="preserve">Please ensure you have a signed sample in record before starting with actual production. If not then please have the same done at the earliest so as to ensure no confusion happens at a later stage. This is needed in all and every case, however small the order is but is best done in interest of the product and the parties to ensure that all parameters are defined and signed off before going into production.</w:t>
       </w:r>
     </w:p>
     <w:p>
@@ -2524,129 +2225,18 @@
         </w:numPr>
         <w:ind w:left="540" w:hanging="450"/>
         <w:rPr>
-          <w:rFonts w:cs="Calibri"/>
+          <w:rFonts w:ascii="Aptos" w:hAnsi="Aptos" w:cs="Calibri"/>
           <w:sz w:val="18"/>
           <w:szCs w:val="20"/>
         </w:rPr>
       </w:pPr>
       <w:r>
         <w:rPr>
+          <w:rFonts w:ascii="Aptos" w:hAnsi="Aptos"/>
           <w:sz w:val="18"/>
           <w:szCs w:val="20"/>
         </w:rPr>
-        <w:t>In accepting this order</w:t>
-      </w:r>
-      <w:r>
-        <w:rPr>
-          <w:sz w:val="18"/>
-          <w:szCs w:val="20"/>
-        </w:rPr>
-        <w:t>,</w:t>
-      </w:r>
-      <w:r>
-        <w:rPr>
-          <w:sz w:val="18"/>
-          <w:szCs w:val="20"/>
-        </w:rPr>
-        <w:t xml:space="preserve"> it establishes a relationship between the parties involved. i.e., UA Consultants</w:t>
-      </w:r>
-      <w:r>
-        <w:rPr>
-          <w:sz w:val="18"/>
-          <w:szCs w:val="20"/>
-        </w:rPr>
-        <w:t xml:space="preserve"> </w:t>
-      </w:r>
-      <w:r>
-        <w:rPr>
-          <w:sz w:val="18"/>
-          <w:szCs w:val="20"/>
-        </w:rPr>
-        <w:t xml:space="preserve">(UAC) </w:t>
-      </w:r>
-      <w:r>
-        <w:rPr>
-          <w:sz w:val="18"/>
-          <w:szCs w:val="20"/>
-        </w:rPr>
-        <w:t>-</w:t>
-      </w:r>
-      <w:r>
-        <w:rPr>
-          <w:sz w:val="18"/>
-          <w:szCs w:val="20"/>
-        </w:rPr>
-        <w:t>as Buying Agen</w:t>
-      </w:r>
-      <w:r>
-        <w:rPr>
-          <w:sz w:val="18"/>
-          <w:szCs w:val="20"/>
-        </w:rPr>
-        <w:t>t:</w:t>
-      </w:r>
-      <w:r>
-        <w:rPr>
-          <w:sz w:val="18"/>
-          <w:szCs w:val="20"/>
-        </w:rPr>
-        <w:t xml:space="preserve"> </w:t>
-      </w:r>
-      <w:r>
-        <w:rPr>
-          <w:sz w:val="18"/>
-          <w:szCs w:val="20"/>
-        </w:rPr>
-        <w:t>Buyer</w:t>
-      </w:r>
-      <w:r>
-        <w:rPr>
-          <w:sz w:val="18"/>
-          <w:szCs w:val="20"/>
-        </w:rPr>
-        <w:t>/</w:t>
-      </w:r>
-      <w:r>
-        <w:rPr>
-          <w:sz w:val="18"/>
-          <w:szCs w:val="20"/>
-        </w:rPr>
-        <w:t xml:space="preserve">Consignee and the Exporter/ </w:t>
-      </w:r>
-      <w:r>
-        <w:rPr>
-          <w:sz w:val="18"/>
-          <w:szCs w:val="20"/>
-        </w:rPr>
-        <w:t>Factory</w:t>
-      </w:r>
-      <w:r>
-        <w:rPr>
-          <w:sz w:val="18"/>
-          <w:szCs w:val="20"/>
-        </w:rPr>
-        <w:t xml:space="preserve"> as may</w:t>
-      </w:r>
-      <w:r>
-        <w:rPr>
-          <w:sz w:val="18"/>
-          <w:szCs w:val="20"/>
-        </w:rPr>
-        <w:t>,</w:t>
-      </w:r>
-      <w:r>
-        <w:rPr>
-          <w:sz w:val="18"/>
-          <w:szCs w:val="20"/>
-        </w:rPr>
-        <w:t xml:space="preserve"> the case be. This relationship needs to be respected and will govern all subsequent meetings / discussions for at least one year from the date of product delivery.</w:t>
-      </w:r>
-      <w:r>
-        <w:rPr>
-          <w:sz w:val="18"/>
-          <w:szCs w:val="20"/>
-        </w:rPr>
-        <w:t xml:space="preserve"> </w:t>
+        <w:t xml:space="preserve">In accepting this order, it establishes a relationship between the parties involved. i.e., UA Consultants (UAC) -as Buying Agent: Buyer/Consignee and the Exporter/ Factory as may, the case be. This relationship needs to be respected and will govern all subsequent meetings / discussions for at least one year from the date of product delivery. </w:t>
       </w:r>
     </w:p>
     <w:p>
@@ -2658,60 +2248,19 @@
         </w:numPr>
         <w:ind w:left="540" w:hanging="450"/>
         <w:rPr>
-          <w:rFonts w:cs="Calibri"/>
+          <w:rFonts w:ascii="Aptos" w:hAnsi="Aptos" w:cs="Calibri"/>
           <w:sz w:val="18"/>
           <w:szCs w:val="20"/>
         </w:rPr>
       </w:pPr>
       <w:r>
         <w:rPr>
-          <w:rFonts w:cs="Calibri"/>
+          <w:rFonts w:ascii="Aptos" w:hAnsi="Aptos" w:cs="Calibri"/>
           <w:sz w:val="18"/>
           <w:szCs w:val="20"/>
         </w:rPr>
-        <w:t xml:space="preserve">UA Exim is the Order </w:t>
-      </w:r>
-      <w:proofErr w:type="gramStart"/>
-      <w:r>
-        <w:rPr>
-          <w:rFonts w:cs="Calibri"/>
-          <w:sz w:val="18"/>
-          <w:szCs w:val="20"/>
-        </w:rPr>
-        <w:t>Indenter</w:t>
-      </w:r>
-      <w:proofErr w:type="gramEnd"/>
-      <w:r>
-        <w:rPr>
-          <w:rFonts w:cs="Calibri"/>
-          <w:sz w:val="18"/>
-          <w:szCs w:val="20"/>
-        </w:rPr>
-        <w:t xml:space="preserve"> and their </w:t>
-      </w:r>
-      <w:r>
-        <w:rPr>
-          <w:rFonts w:cs="Calibri"/>
-          <w:sz w:val="18"/>
-          <w:szCs w:val="20"/>
-        </w:rPr>
-        <w:t>role is limited to only being the facilitator in helping place the Order and disburse the payments</w:t>
-      </w:r>
-      <w:r>
-        <w:rPr>
-          <w:rFonts w:cs="Calibri"/>
-          <w:sz w:val="18"/>
-          <w:szCs w:val="20"/>
-        </w:rPr>
-        <w:t xml:space="preserve"> as being received from the Buyer</w:t>
-      </w:r>
-      <w:r>
-        <w:rPr>
-          <w:rFonts w:cs="Calibri"/>
-          <w:sz w:val="18"/>
-          <w:szCs w:val="20"/>
-        </w:rPr>
-        <w:t xml:space="preserve">.  </w:t>
+        <w:lastRenderedPageBreak/>
+        <w:t xml:space="preserve">UA Exim is the Order Indenter and their role is limited to only being the facilitator in helping place the Order and disburse the payments as being received from the Buyer.  </w:t>
       </w:r>
     </w:p>
     <w:p>
@@ -2723,81 +2272,20 @@
         </w:numPr>
         <w:ind w:left="540" w:hanging="450"/>
         <w:rPr>
-          <w:rFonts w:cs="Calibri"/>
+          <w:rFonts w:ascii="Aptos" w:hAnsi="Aptos" w:cs="Calibri"/>
           <w:sz w:val="18"/>
           <w:szCs w:val="20"/>
         </w:rPr>
       </w:pPr>
       <w:r>
         <w:rPr>
-          <w:rFonts w:eastAsia="Times New Roman" w:cs="Calibri"/>
+          <w:rFonts w:ascii="Aptos" w:eastAsia="Times New Roman" w:hAnsi="Aptos" w:cs="Calibri"/>
           <w:color w:val="000000"/>
           <w:sz w:val="18"/>
           <w:szCs w:val="20"/>
           <w:lang w:eastAsia="da-DK"/>
         </w:rPr>
-        <w:lastRenderedPageBreak/>
-        <w:t>That the Factory will conduct due diligence before accepting any business or order and expressly commits that the Buying Agent O</w:t>
-      </w:r>
-      <w:r>
-        <w:rPr>
-          <w:rFonts w:eastAsia="Times New Roman" w:cs="Calibri"/>
-          <w:color w:val="000000"/>
-          <w:sz w:val="18"/>
-          <w:szCs w:val="20"/>
-          <w:lang w:eastAsia="da-DK"/>
-        </w:rPr>
-        <w:t>R</w:t>
-      </w:r>
-      <w:r>
-        <w:rPr>
-          <w:rFonts w:eastAsia="Times New Roman" w:cs="Calibri"/>
-          <w:color w:val="000000"/>
-          <w:sz w:val="18"/>
-          <w:szCs w:val="20"/>
-          <w:lang w:eastAsia="da-DK"/>
-        </w:rPr>
-        <w:t xml:space="preserve"> </w:t>
-      </w:r>
-      <w:r>
-        <w:rPr>
-          <w:rFonts w:eastAsia="Times New Roman" w:cs="Calibri"/>
-          <w:color w:val="000000"/>
-          <w:sz w:val="18"/>
-          <w:szCs w:val="20"/>
-          <w:lang w:eastAsia="da-DK"/>
-        </w:rPr>
-        <w:t xml:space="preserve">Order </w:t>
-      </w:r>
-      <w:r>
-        <w:rPr>
-          <w:rFonts w:eastAsia="Times New Roman" w:cs="Calibri"/>
-          <w:color w:val="000000"/>
-          <w:sz w:val="18"/>
-          <w:szCs w:val="20"/>
-          <w:lang w:eastAsia="da-DK"/>
-        </w:rPr>
-        <w:t xml:space="preserve">Indenter will not be </w:t>
-      </w:r>
-      <w:r>
-        <w:rPr>
-          <w:rFonts w:eastAsia="Times New Roman" w:cs="Calibri"/>
-          <w:color w:val="000000"/>
-          <w:sz w:val="18"/>
-          <w:szCs w:val="20"/>
-          <w:lang w:eastAsia="da-DK"/>
-        </w:rPr>
-        <w:t xml:space="preserve">held </w:t>
-      </w:r>
-      <w:r>
-        <w:rPr>
-          <w:rFonts w:eastAsia="Times New Roman" w:cs="Calibri"/>
-          <w:color w:val="000000"/>
-          <w:sz w:val="18"/>
-          <w:szCs w:val="20"/>
-          <w:lang w:eastAsia="da-DK"/>
-        </w:rPr>
-        <w:t xml:space="preserve">liable nor responsible for any payments due to the Vendor from the Consignee/ Buyer.  The Factory is recommended to take proper insurance cover to protect and cover his risks. </w:t>
+        <w:t xml:space="preserve">That the Factory will conduct due diligence before accepting any business or order and expressly commits that the Buying Agent OR Order Indenter will not be held liable nor responsible for any payments due to the Vendor from the Consignee/ Buyer.  The Factory is recommended to take proper insurance cover to protect and cover his risks. </w:t>
       </w:r>
     </w:p>
     <w:p>
@@ -2809,97 +2297,18 @@
         </w:numPr>
         <w:ind w:left="540" w:hanging="450"/>
         <w:rPr>
+          <w:rFonts w:ascii="Aptos" w:hAnsi="Aptos"/>
           <w:sz w:val="18"/>
           <w:szCs w:val="20"/>
         </w:rPr>
       </w:pPr>
       <w:r>
         <w:rPr>
+          <w:rFonts w:ascii="Aptos" w:hAnsi="Aptos"/>
           <w:sz w:val="18"/>
           <w:szCs w:val="20"/>
         </w:rPr>
-        <w:t>Delivery date</w:t>
-      </w:r>
-      <w:r>
-        <w:rPr>
-          <w:sz w:val="18"/>
-          <w:szCs w:val="20"/>
-        </w:rPr>
-        <w:t xml:space="preserve">s need to be maintained and managed religiously. In cases where there is a delay it is best to notify the </w:t>
-      </w:r>
-      <w:r>
-        <w:rPr>
-          <w:sz w:val="18"/>
-          <w:szCs w:val="20"/>
-        </w:rPr>
-        <w:t>Merchandising</w:t>
-      </w:r>
-      <w:r>
-        <w:rPr>
-          <w:sz w:val="18"/>
-          <w:szCs w:val="20"/>
-        </w:rPr>
-        <w:t xml:space="preserve"> offices 15 days prior to </w:t>
-      </w:r>
-      <w:r>
-        <w:rPr>
-          <w:sz w:val="18"/>
-          <w:szCs w:val="20"/>
-        </w:rPr>
-        <w:t xml:space="preserve">Planned </w:t>
-      </w:r>
-      <w:r>
-        <w:rPr>
-          <w:sz w:val="18"/>
-          <w:szCs w:val="20"/>
-        </w:rPr>
-        <w:t>shipping dates so there is less confusion</w:t>
-      </w:r>
-      <w:r>
-        <w:rPr>
-          <w:sz w:val="18"/>
-          <w:szCs w:val="20"/>
-        </w:rPr>
-        <w:t xml:space="preserve"> and an extension can be requested</w:t>
-      </w:r>
-      <w:r>
-        <w:rPr>
-          <w:sz w:val="18"/>
-          <w:szCs w:val="20"/>
-        </w:rPr>
-        <w:t xml:space="preserve">. Please make note delays will be </w:t>
-      </w:r>
-      <w:proofErr w:type="gramStart"/>
-      <w:r>
-        <w:rPr>
-          <w:sz w:val="18"/>
-          <w:szCs w:val="20"/>
-        </w:rPr>
-        <w:t>charge</w:t>
-      </w:r>
-      <w:proofErr w:type="gramEnd"/>
-      <w:r>
-        <w:rPr>
-          <w:sz w:val="18"/>
-          <w:szCs w:val="20"/>
-        </w:rPr>
-        <w:t xml:space="preserve"> backed and a penalty of 2% per week of </w:t>
-      </w:r>
-      <w:proofErr w:type="gramStart"/>
-      <w:r>
-        <w:rPr>
-          <w:sz w:val="18"/>
-          <w:szCs w:val="20"/>
-        </w:rPr>
-        <w:t>delay</w:t>
-      </w:r>
-      <w:proofErr w:type="gramEnd"/>
-      <w:r>
-        <w:rPr>
-          <w:sz w:val="18"/>
-          <w:szCs w:val="20"/>
-        </w:rPr>
-        <w:t xml:space="preserve"> will be levied.</w:t>
+        <w:t xml:space="preserve">Delivery dates need to be maintained and managed religiously. In cases where there is a delay it is best to notify the Merchandising offices 15 days prior to Planned shipping dates so there is less confusion and an extension can be requested. Please make note delays will be charge backed and a penalty of 2% per week of delay will be levied.</w:t>
       </w:r>
     </w:p>
     <w:p>
@@ -2911,250 +2320,18 @@
         </w:numPr>
         <w:ind w:left="540" w:hanging="450"/>
         <w:rPr>
+          <w:rFonts w:ascii="Aptos" w:hAnsi="Aptos"/>
           <w:sz w:val="18"/>
           <w:szCs w:val="20"/>
         </w:rPr>
       </w:pPr>
-      <w:proofErr w:type="gramStart"/>
       <w:r>
         <w:rPr>
+          <w:rFonts w:ascii="Aptos" w:hAnsi="Aptos"/>
           <w:sz w:val="18"/>
           <w:szCs w:val="20"/>
         </w:rPr>
-        <w:t>UAC</w:t>
-      </w:r>
-      <w:proofErr w:type="gramEnd"/>
-      <w:r>
-        <w:rPr>
-          <w:sz w:val="18"/>
-          <w:szCs w:val="20"/>
-        </w:rPr>
-        <w:t xml:space="preserve"> </w:t>
-      </w:r>
-      <w:r>
-        <w:rPr>
-          <w:sz w:val="18"/>
-          <w:szCs w:val="20"/>
-        </w:rPr>
-        <w:t xml:space="preserve">on behalf of the </w:t>
-      </w:r>
-      <w:proofErr w:type="gramStart"/>
-      <w:r>
-        <w:rPr>
-          <w:sz w:val="18"/>
-          <w:szCs w:val="20"/>
-        </w:rPr>
-        <w:t>C</w:t>
-      </w:r>
-      <w:r>
-        <w:rPr>
-          <w:sz w:val="18"/>
-          <w:szCs w:val="20"/>
-        </w:rPr>
-        <w:t>onsignee</w:t>
-      </w:r>
-      <w:proofErr w:type="gramEnd"/>
-      <w:r>
-        <w:rPr>
-          <w:sz w:val="18"/>
-          <w:szCs w:val="20"/>
-        </w:rPr>
-        <w:t xml:space="preserve"> </w:t>
-      </w:r>
-      <w:r>
-        <w:rPr>
-          <w:sz w:val="18"/>
-          <w:szCs w:val="20"/>
-        </w:rPr>
-        <w:t xml:space="preserve">will conduct a 100% inspection in all </w:t>
-      </w:r>
-      <w:r>
-        <w:rPr>
-          <w:sz w:val="18"/>
-          <w:szCs w:val="20"/>
-        </w:rPr>
-        <w:t xml:space="preserve">cases </w:t>
-      </w:r>
-      <w:r>
-        <w:rPr>
-          <w:sz w:val="18"/>
-          <w:szCs w:val="20"/>
-        </w:rPr>
-        <w:t xml:space="preserve">and will require factory team to coordinate their packing activity with the </w:t>
-      </w:r>
-      <w:r>
-        <w:rPr>
-          <w:sz w:val="18"/>
-          <w:szCs w:val="20"/>
-        </w:rPr>
-        <w:t>Q</w:t>
-      </w:r>
-      <w:r>
-        <w:rPr>
-          <w:sz w:val="18"/>
-          <w:szCs w:val="20"/>
-        </w:rPr>
-        <w:t>A team so this activity does not affect and lead t</w:t>
-      </w:r>
-      <w:r>
-        <w:rPr>
-          <w:sz w:val="18"/>
-          <w:szCs w:val="20"/>
-        </w:rPr>
-        <w:t xml:space="preserve">o multiple packing. In case of </w:t>
-      </w:r>
-      <w:r>
-        <w:rPr>
-          <w:sz w:val="18"/>
-          <w:szCs w:val="20"/>
-        </w:rPr>
-        <w:t xml:space="preserve">Large Order qty of 200+ for a single item </w:t>
-      </w:r>
-      <w:r>
-        <w:rPr>
-          <w:sz w:val="18"/>
-          <w:szCs w:val="20"/>
-        </w:rPr>
-        <w:t>we will be do</w:t>
-      </w:r>
-      <w:r>
-        <w:rPr>
-          <w:sz w:val="18"/>
-          <w:szCs w:val="20"/>
-        </w:rPr>
-        <w:t>i</w:t>
-      </w:r>
-      <w:r>
-        <w:rPr>
-          <w:sz w:val="18"/>
-          <w:szCs w:val="20"/>
-        </w:rPr>
-        <w:t>ng R</w:t>
-      </w:r>
-      <w:r>
-        <w:rPr>
-          <w:sz w:val="18"/>
-          <w:szCs w:val="20"/>
-        </w:rPr>
-        <w:t xml:space="preserve">andom inspections </w:t>
-      </w:r>
-      <w:r>
-        <w:rPr>
-          <w:sz w:val="18"/>
-          <w:szCs w:val="20"/>
-        </w:rPr>
-        <w:t xml:space="preserve">to a maximum of AQL 2.5 </w:t>
-      </w:r>
-      <w:r>
-        <w:rPr>
-          <w:sz w:val="18"/>
-          <w:szCs w:val="20"/>
-        </w:rPr>
-        <w:t xml:space="preserve">In case of defects or issues found </w:t>
-      </w:r>
-      <w:r>
-        <w:rPr>
-          <w:sz w:val="18"/>
-          <w:szCs w:val="20"/>
-        </w:rPr>
-        <w:t>additional inspection</w:t>
-      </w:r>
-      <w:r>
-        <w:rPr>
-          <w:sz w:val="18"/>
-          <w:szCs w:val="20"/>
-        </w:rPr>
-        <w:t>s</w:t>
-      </w:r>
-      <w:r>
-        <w:rPr>
-          <w:sz w:val="18"/>
-          <w:szCs w:val="20"/>
-        </w:rPr>
-        <w:t xml:space="preserve"> </w:t>
-      </w:r>
-      <w:r>
-        <w:rPr>
-          <w:sz w:val="18"/>
-          <w:szCs w:val="20"/>
-        </w:rPr>
-        <w:t>may need to be done</w:t>
-      </w:r>
-      <w:r>
-        <w:rPr>
-          <w:sz w:val="18"/>
-          <w:szCs w:val="20"/>
-        </w:rPr>
-        <w:t>.</w:t>
-      </w:r>
-      <w:r>
-        <w:rPr>
-          <w:sz w:val="18"/>
-          <w:szCs w:val="20"/>
-        </w:rPr>
-        <w:t xml:space="preserve"> The inspection at no point transfers the Factory rights </w:t>
-      </w:r>
-      <w:proofErr w:type="gramStart"/>
-      <w:r>
-        <w:rPr>
-          <w:sz w:val="18"/>
-          <w:szCs w:val="20"/>
-        </w:rPr>
-        <w:t>on</w:t>
-      </w:r>
-      <w:proofErr w:type="gramEnd"/>
-      <w:r>
-        <w:rPr>
-          <w:sz w:val="18"/>
-          <w:szCs w:val="20"/>
-        </w:rPr>
-        <w:t xml:space="preserve"> the goods to the Consignee and or the Buying Agent. The factory needs to </w:t>
-      </w:r>
-      <w:proofErr w:type="gramStart"/>
-      <w:r>
-        <w:rPr>
-          <w:sz w:val="18"/>
-          <w:szCs w:val="20"/>
-        </w:rPr>
-        <w:t>assure</w:t>
-      </w:r>
-      <w:proofErr w:type="gramEnd"/>
-      <w:r>
-        <w:rPr>
-          <w:sz w:val="18"/>
-          <w:szCs w:val="20"/>
-        </w:rPr>
-        <w:t xml:space="preserve"> at their own end that the terms as set by the </w:t>
-      </w:r>
-      <w:r>
-        <w:rPr>
-          <w:sz w:val="18"/>
-          <w:szCs w:val="20"/>
-        </w:rPr>
-        <w:t>C</w:t>
-      </w:r>
-      <w:r>
-        <w:rPr>
-          <w:sz w:val="18"/>
-          <w:szCs w:val="20"/>
-        </w:rPr>
-        <w:t xml:space="preserve">onsignee and </w:t>
-      </w:r>
-      <w:proofErr w:type="gramStart"/>
-      <w:r>
-        <w:rPr>
-          <w:sz w:val="18"/>
-          <w:szCs w:val="20"/>
-        </w:rPr>
-        <w:t>conveyed</w:t>
-      </w:r>
-      <w:proofErr w:type="gramEnd"/>
-      <w:r>
-        <w:rPr>
-          <w:sz w:val="18"/>
-          <w:szCs w:val="20"/>
-        </w:rPr>
-        <w:t xml:space="preserve"> time to time are being met in full  </w:t>
+        <w:t xml:space="preserve">UAC on behalf of the Consignee will conduct a 100% inspection in all cases and will require factory team to coordinate their packing activity with the QA team so this activity does not affect and lead to multiple packing. In case of Large Order qty of 200+ for a single item we will be doing Random inspections to a maximum of AQL 2.5 In case of defects or issues found additional inspections may need to be done. The inspection at no point transfers the Factory rights on the goods to the Consignee and or the Buying Agent. The factory needs to assure at their own end that the terms as set by the Consignee and conveyed time to time are being met in full  </w:t>
       </w:r>
     </w:p>
     <w:p>
@@ -3166,100 +2343,19 @@
         </w:numPr>
         <w:ind w:left="540" w:hanging="450"/>
         <w:rPr>
+          <w:rFonts w:ascii="Aptos" w:hAnsi="Aptos"/>
           <w:sz w:val="18"/>
           <w:szCs w:val="20"/>
         </w:rPr>
       </w:pPr>
       <w:r>
         <w:rPr>
+          <w:rFonts w:ascii="Aptos" w:hAnsi="Aptos"/>
           <w:sz w:val="18"/>
           <w:szCs w:val="20"/>
         </w:rPr>
-        <w:t xml:space="preserve">All </w:t>
-      </w:r>
-      <w:r>
-        <w:rPr>
-          <w:sz w:val="18"/>
-          <w:szCs w:val="20"/>
-        </w:rPr>
-        <w:t>Furniture Products must have permanent B</w:t>
-      </w:r>
-      <w:r>
-        <w:rPr>
-          <w:sz w:val="18"/>
-          <w:szCs w:val="20"/>
-        </w:rPr>
-        <w:t>uffers (ru</w:t>
-      </w:r>
-      <w:r>
-        <w:rPr>
-          <w:sz w:val="18"/>
-          <w:szCs w:val="20"/>
-        </w:rPr>
-        <w:t>bber/ nylon) attached to them</w:t>
-      </w:r>
-      <w:r>
-        <w:rPr>
-          <w:sz w:val="18"/>
-          <w:szCs w:val="20"/>
-        </w:rPr>
-        <w:t>,</w:t>
-      </w:r>
-      <w:r>
-        <w:rPr>
-          <w:sz w:val="18"/>
-          <w:szCs w:val="20"/>
-        </w:rPr>
-        <w:t xml:space="preserve"> </w:t>
-      </w:r>
-      <w:r>
-        <w:rPr>
-          <w:sz w:val="18"/>
-          <w:szCs w:val="20"/>
-        </w:rPr>
-        <w:t xml:space="preserve">Proportionated on </w:t>
-      </w:r>
-      <w:r>
-        <w:rPr>
-          <w:sz w:val="18"/>
-          <w:szCs w:val="20"/>
-        </w:rPr>
-        <w:t xml:space="preserve">their weight </w:t>
-      </w:r>
-      <w:r>
-        <w:rPr>
-          <w:sz w:val="18"/>
-          <w:szCs w:val="20"/>
-        </w:rPr>
-        <w:t>and body structure. In case of G</w:t>
-      </w:r>
-      <w:r>
-        <w:rPr>
-          <w:sz w:val="18"/>
-          <w:szCs w:val="20"/>
-        </w:rPr>
-        <w:t xml:space="preserve">ift </w:t>
-      </w:r>
-      <w:r>
-        <w:rPr>
-          <w:sz w:val="18"/>
-          <w:szCs w:val="20"/>
-        </w:rPr>
-        <w:t>A</w:t>
-      </w:r>
-      <w:r>
-        <w:rPr>
-          <w:sz w:val="18"/>
-          <w:szCs w:val="20"/>
-        </w:rPr>
-        <w:t>ccessories,</w:t>
-      </w:r>
-      <w:r>
-        <w:rPr>
-          <w:sz w:val="18"/>
-          <w:szCs w:val="20"/>
-        </w:rPr>
-        <w:t xml:space="preserve"> they need to have spacers (felt/ rubber) in use.</w:t>
+        <w:lastRenderedPageBreak/>
+        <w:t xml:space="preserve">All Furniture Products must have permanent Buffers (rubber/ nylon) attached to them, Proportionated on their weight and body structure. In case of Gift Accessories, they need to have spacers (felt/ rubber) in use.</w:t>
       </w:r>
     </w:p>
     <w:p>
@@ -3271,53 +2367,18 @@
         </w:numPr>
         <w:ind w:left="540" w:hanging="450"/>
         <w:rPr>
+          <w:rFonts w:ascii="Aptos" w:hAnsi="Aptos"/>
           <w:sz w:val="18"/>
           <w:szCs w:val="20"/>
         </w:rPr>
       </w:pPr>
       <w:r>
         <w:rPr>
+          <w:rFonts w:ascii="Aptos" w:hAnsi="Aptos"/>
           <w:sz w:val="18"/>
           <w:szCs w:val="20"/>
         </w:rPr>
-        <w:t>All items to be Corrugated Boxed (Unless written approvals have been sought for alternative Mediums).</w:t>
-      </w:r>
-      <w:r>
-        <w:rPr>
-          <w:sz w:val="18"/>
-          <w:szCs w:val="20"/>
-        </w:rPr>
-        <w:t xml:space="preserve"> </w:t>
-      </w:r>
-      <w:r>
-        <w:rPr>
-          <w:sz w:val="18"/>
-          <w:szCs w:val="20"/>
-        </w:rPr>
-        <w:t xml:space="preserve">Master Corrugated Box Strength to </w:t>
-      </w:r>
-      <w:proofErr w:type="gramStart"/>
-      <w:r>
-        <w:rPr>
-          <w:sz w:val="18"/>
-          <w:szCs w:val="20"/>
-        </w:rPr>
-        <w:t>be a minimum of 300 psi</w:t>
-      </w:r>
-      <w:r>
-        <w:rPr>
-          <w:sz w:val="18"/>
-          <w:szCs w:val="20"/>
-        </w:rPr>
-        <w:t xml:space="preserve"> certified boxes at all times</w:t>
-      </w:r>
-      <w:proofErr w:type="gramEnd"/>
-      <w:r>
-        <w:rPr>
-          <w:sz w:val="18"/>
-          <w:szCs w:val="20"/>
-        </w:rPr>
-        <w:t>.</w:t>
+        <w:t xml:space="preserve">All items to be Corrugated Boxed (Unless written approvals have been sought for alternative Mediums). Master Corrugated Box Strength to be a minimum of 300 psi certified boxes at all times.</w:t>
       </w:r>
     </w:p>
     <w:p>
@@ -3329,66 +2390,18 @@
         </w:numPr>
         <w:ind w:left="540" w:hanging="450"/>
         <w:rPr>
+          <w:rFonts w:ascii="Aptos" w:hAnsi="Aptos"/>
           <w:sz w:val="18"/>
           <w:szCs w:val="20"/>
         </w:rPr>
       </w:pPr>
       <w:r>
         <w:rPr>
+          <w:rFonts w:ascii="Aptos" w:hAnsi="Aptos"/>
           <w:sz w:val="18"/>
           <w:szCs w:val="20"/>
         </w:rPr>
-        <w:lastRenderedPageBreak/>
-        <w:t xml:space="preserve">All </w:t>
-      </w:r>
-      <w:r>
-        <w:rPr>
-          <w:sz w:val="18"/>
-          <w:szCs w:val="20"/>
-        </w:rPr>
-        <w:t>I</w:t>
-      </w:r>
-      <w:r>
-        <w:rPr>
-          <w:sz w:val="18"/>
-          <w:szCs w:val="20"/>
-        </w:rPr>
-        <w:t xml:space="preserve">tems are recommended to be packed in a 9ply carton (or more depending on the item size) **All Boxes will need to be </w:t>
-      </w:r>
-      <w:r>
-        <w:rPr>
-          <w:sz w:val="18"/>
-          <w:szCs w:val="20"/>
-        </w:rPr>
-        <w:t xml:space="preserve">as per laid </w:t>
-      </w:r>
-      <w:r>
-        <w:rPr>
-          <w:sz w:val="18"/>
-          <w:szCs w:val="20"/>
-        </w:rPr>
-        <w:t xml:space="preserve">ISTA </w:t>
-      </w:r>
-      <w:r>
-        <w:rPr>
-          <w:sz w:val="18"/>
-          <w:szCs w:val="20"/>
-        </w:rPr>
-        <w:t xml:space="preserve">3B </w:t>
-      </w:r>
-      <w:r>
-        <w:rPr>
-          <w:sz w:val="18"/>
-          <w:szCs w:val="20"/>
-        </w:rPr>
-        <w:t xml:space="preserve">Standards </w:t>
-      </w:r>
-      <w:r>
-        <w:rPr>
-          <w:sz w:val="18"/>
-          <w:szCs w:val="20"/>
-        </w:rPr>
-        <w:t xml:space="preserve">and requirement. </w:t>
+        <w:t xml:space="preserve">All Items are recommended to be packed in a 9ply carton (or more depending on the item size) **All Boxes will need to be as per laid ISTA 3B Standards and requirement. </w:t>
       </w:r>
     </w:p>
     <w:p>
@@ -3400,60 +2413,18 @@
         </w:numPr>
         <w:ind w:left="540" w:hanging="450"/>
         <w:rPr>
+          <w:rFonts w:ascii="Aptos" w:hAnsi="Aptos"/>
           <w:sz w:val="18"/>
           <w:szCs w:val="20"/>
         </w:rPr>
       </w:pPr>
       <w:r>
         <w:rPr>
+          <w:rFonts w:ascii="Aptos" w:hAnsi="Aptos"/>
           <w:sz w:val="18"/>
           <w:szCs w:val="20"/>
         </w:rPr>
-        <w:t xml:space="preserve">All items will be subjected to Drop test. </w:t>
-      </w:r>
-      <w:r>
-        <w:rPr>
-          <w:sz w:val="18"/>
-          <w:szCs w:val="20"/>
-        </w:rPr>
-        <w:t>Adequate Corner padding &amp; support Needs to be provided to match the edge support drop test</w:t>
-      </w:r>
-      <w:r>
-        <w:rPr>
-          <w:sz w:val="18"/>
-          <w:szCs w:val="20"/>
-        </w:rPr>
-        <w:t xml:space="preserve"> as per ISTA 3B Standards</w:t>
-      </w:r>
-      <w:r>
-        <w:rPr>
-          <w:sz w:val="18"/>
-          <w:szCs w:val="20"/>
-        </w:rPr>
-        <w:t xml:space="preserve">. </w:t>
-      </w:r>
-      <w:r>
-        <w:rPr>
-          <w:sz w:val="18"/>
-          <w:szCs w:val="20"/>
-        </w:rPr>
-        <w:t xml:space="preserve">QA will request for additional </w:t>
-      </w:r>
-      <w:proofErr w:type="gramStart"/>
-      <w:r>
-        <w:rPr>
-          <w:sz w:val="18"/>
-          <w:szCs w:val="20"/>
-        </w:rPr>
-        <w:t>test</w:t>
-      </w:r>
-      <w:proofErr w:type="gramEnd"/>
-      <w:r>
-        <w:rPr>
-          <w:sz w:val="18"/>
-          <w:szCs w:val="20"/>
-        </w:rPr>
-        <w:t xml:space="preserve"> to ensure the same from time to time as will be needed to ensure the packaging is as per stipulated parameters.</w:t>
+        <w:t xml:space="preserve">All items will be subjected to Drop test. Adequate Corner padding &amp; support Needs to be provided to match the edge support drop test as per ISTA 3B Standards. QA will request for additional test to ensure the same from time to time as will be needed to ensure the packaging is as per stipulated parameters.</w:t>
       </w:r>
     </w:p>
     <w:p>
@@ -3465,88 +2436,18 @@
         </w:numPr>
         <w:ind w:left="540" w:hanging="450"/>
         <w:rPr>
+          <w:rFonts w:ascii="Aptos" w:hAnsi="Aptos"/>
           <w:sz w:val="18"/>
           <w:szCs w:val="20"/>
         </w:rPr>
       </w:pPr>
       <w:r>
         <w:rPr>
+          <w:rFonts w:ascii="Aptos" w:hAnsi="Aptos"/>
           <w:sz w:val="18"/>
           <w:szCs w:val="20"/>
         </w:rPr>
-        <w:t>2 inch (50mm) Minimum foam</w:t>
-      </w:r>
-      <w:r>
-        <w:rPr>
-          <w:sz w:val="18"/>
-          <w:szCs w:val="20"/>
-        </w:rPr>
-        <w:t xml:space="preserve">/ </w:t>
-      </w:r>
-      <w:proofErr w:type="spellStart"/>
-      <w:r>
-        <w:rPr>
-          <w:sz w:val="18"/>
-          <w:szCs w:val="20"/>
-        </w:rPr>
-        <w:t>the</w:t>
-      </w:r>
-      <w:r>
-        <w:rPr>
-          <w:sz w:val="18"/>
-          <w:szCs w:val="20"/>
-        </w:rPr>
-        <w:t>r</w:t>
-      </w:r>
-      <w:r>
-        <w:rPr>
-          <w:sz w:val="18"/>
-          <w:szCs w:val="20"/>
-        </w:rPr>
-        <w:t>mocol</w:t>
-      </w:r>
-      <w:proofErr w:type="spellEnd"/>
-      <w:r>
-        <w:rPr>
-          <w:sz w:val="18"/>
-          <w:szCs w:val="20"/>
-        </w:rPr>
-        <w:t xml:space="preserve"> Cushion is must for all Furniture Items that weigh more than </w:t>
-      </w:r>
-      <w:r>
-        <w:rPr>
-          <w:sz w:val="18"/>
-          <w:szCs w:val="20"/>
-        </w:rPr>
-        <w:t>75</w:t>
-      </w:r>
-      <w:r>
-        <w:rPr>
-          <w:sz w:val="18"/>
-          <w:szCs w:val="20"/>
-        </w:rPr>
-        <w:t xml:space="preserve"> </w:t>
-      </w:r>
-      <w:r>
-        <w:rPr>
-          <w:sz w:val="18"/>
-          <w:szCs w:val="20"/>
-        </w:rPr>
-        <w:t>k</w:t>
-      </w:r>
-      <w:r>
-        <w:rPr>
-          <w:sz w:val="18"/>
-          <w:szCs w:val="20"/>
-        </w:rPr>
-        <w:t>gs</w:t>
-      </w:r>
-      <w:r>
-        <w:rPr>
-          <w:sz w:val="18"/>
-          <w:szCs w:val="20"/>
-        </w:rPr>
-        <w:t xml:space="preserve">.  </w:t>
+        <w:t xml:space="preserve">2 inch (50mm) Minimum foam/ thermocol Cushion is must for all Furniture Items that weigh more than 75 kgs.  </w:t>
       </w:r>
     </w:p>
     <w:p>
@@ -3558,30 +2459,18 @@
         </w:numPr>
         <w:ind w:left="540" w:hanging="450"/>
         <w:rPr>
+          <w:rFonts w:ascii="Aptos" w:hAnsi="Aptos"/>
           <w:sz w:val="18"/>
           <w:szCs w:val="20"/>
         </w:rPr>
       </w:pPr>
       <w:r>
         <w:rPr>
+          <w:rFonts w:ascii="Aptos" w:hAnsi="Aptos"/>
           <w:sz w:val="18"/>
           <w:szCs w:val="20"/>
         </w:rPr>
-        <w:t>In Case of items with Free Standing Legs a minimum of 4mm Ply</w:t>
-      </w:r>
-      <w:r>
-        <w:rPr>
-          <w:sz w:val="18"/>
-          <w:szCs w:val="20"/>
-        </w:rPr>
-        <w:t>wood</w:t>
-      </w:r>
-      <w:r>
-        <w:rPr>
-          <w:sz w:val="18"/>
-          <w:szCs w:val="20"/>
-        </w:rPr>
-        <w:t xml:space="preserve"> support needs to be added to the Base.</w:t>
+        <w:t xml:space="preserve">In Case of items with Free Standing Legs a minimum of 4mm Plywood support needs to be added to the Base.</w:t>
       </w:r>
     </w:p>
     <w:p>
@@ -3593,51 +2482,18 @@
         </w:numPr>
         <w:ind w:left="540" w:hanging="450"/>
         <w:rPr>
+          <w:rFonts w:ascii="Aptos" w:hAnsi="Aptos"/>
           <w:sz w:val="18"/>
           <w:szCs w:val="20"/>
         </w:rPr>
       </w:pPr>
       <w:r>
         <w:rPr>
+          <w:rFonts w:ascii="Aptos" w:hAnsi="Aptos"/>
           <w:sz w:val="18"/>
           <w:szCs w:val="20"/>
         </w:rPr>
-        <w:t>3</w:t>
-      </w:r>
-      <w:r>
-        <w:rPr>
-          <w:sz w:val="18"/>
-          <w:szCs w:val="20"/>
-        </w:rPr>
-        <w:t>”</w:t>
-      </w:r>
-      <w:r>
-        <w:rPr>
-          <w:sz w:val="18"/>
-          <w:szCs w:val="20"/>
-        </w:rPr>
-        <w:t xml:space="preserve"> </w:t>
-      </w:r>
-      <w:r>
-        <w:rPr>
-          <w:sz w:val="18"/>
-          <w:szCs w:val="20"/>
-        </w:rPr>
-        <w:t>inch wide tape needs to be used to seal the cartons from all sides</w:t>
-      </w:r>
-      <w:r>
-        <w:rPr>
-          <w:sz w:val="18"/>
-          <w:szCs w:val="20"/>
-        </w:rPr>
-        <w:t xml:space="preserve"> adequately</w:t>
-      </w:r>
-      <w:r>
-        <w:rPr>
-          <w:sz w:val="18"/>
-          <w:szCs w:val="20"/>
-        </w:rPr>
-        <w:t>.</w:t>
+        <w:t xml:space="preserve">3” inch wide tape needs to be used to seal the cartons from all sides adequately.</w:t>
       </w:r>
     </w:p>
     <w:p>
@@ -3649,46 +2505,18 @@
         </w:numPr>
         <w:ind w:left="540" w:hanging="450"/>
         <w:rPr>
+          <w:rFonts w:ascii="Aptos" w:hAnsi="Aptos"/>
           <w:sz w:val="18"/>
           <w:szCs w:val="20"/>
         </w:rPr>
       </w:pPr>
       <w:r>
         <w:rPr>
+          <w:rFonts w:ascii="Aptos" w:hAnsi="Aptos"/>
           <w:sz w:val="18"/>
           <w:szCs w:val="20"/>
         </w:rPr>
-        <w:t>Cartons</w:t>
-      </w:r>
-      <w:r>
-        <w:rPr>
-          <w:sz w:val="18"/>
-          <w:szCs w:val="20"/>
-        </w:rPr>
-        <w:t xml:space="preserve"> should </w:t>
-      </w:r>
-      <w:r>
-        <w:rPr>
-          <w:sz w:val="18"/>
-          <w:szCs w:val="20"/>
-        </w:rPr>
-        <w:t xml:space="preserve">not have exposed </w:t>
-      </w:r>
-      <w:proofErr w:type="gramStart"/>
-      <w:r>
-        <w:rPr>
-          <w:sz w:val="18"/>
-          <w:szCs w:val="20"/>
-        </w:rPr>
-        <w:t>staples,</w:t>
-      </w:r>
-      <w:proofErr w:type="gramEnd"/>
-      <w:r>
-        <w:rPr>
-          <w:sz w:val="18"/>
-          <w:szCs w:val="20"/>
-        </w:rPr>
-        <w:t xml:space="preserve"> they will need to be covered with a cloth tape or be avoided altogether.  </w:t>
+        <w:t xml:space="preserve">Cartons should not have exposed staples, they will need to be covered with a cloth tape or be avoided altogether.  </w:t>
       </w:r>
     </w:p>
     <w:p>
@@ -3701,115 +2529,19 @@
         <w:spacing w:after="0"/>
         <w:ind w:left="540" w:hanging="450"/>
         <w:rPr>
+          <w:rFonts w:ascii="Aptos" w:hAnsi="Aptos"/>
           <w:sz w:val="18"/>
           <w:szCs w:val="20"/>
         </w:rPr>
       </w:pPr>
       <w:r>
         <w:rPr>
+          <w:rFonts w:ascii="Aptos" w:hAnsi="Aptos"/>
           <w:sz w:val="18"/>
           <w:szCs w:val="20"/>
         </w:rPr>
-        <w:t xml:space="preserve">Irrespective of the order </w:t>
-      </w:r>
-      <w:proofErr w:type="spellStart"/>
-      <w:r>
-        <w:rPr>
-          <w:sz w:val="18"/>
-          <w:szCs w:val="20"/>
-        </w:rPr>
-        <w:t>cbm</w:t>
-      </w:r>
-      <w:proofErr w:type="spellEnd"/>
-      <w:r>
-        <w:rPr>
-          <w:sz w:val="18"/>
-          <w:szCs w:val="20"/>
-        </w:rPr>
-        <w:t xml:space="preserve"> factories need to ensure that they take pictures (themselves or thru their agents) of the container being filled at </w:t>
-      </w:r>
-      <w:r>
-        <w:rPr>
-          <w:sz w:val="18"/>
-          <w:szCs w:val="20"/>
-        </w:rPr>
-        <w:t>given intervals (empty; 25%; 50%</w:t>
-      </w:r>
-      <w:r>
-        <w:rPr>
-          <w:sz w:val="18"/>
-          <w:szCs w:val="20"/>
-        </w:rPr>
-        <w:t>; 75%; 100%; sealed</w:t>
-      </w:r>
-      <w:r>
-        <w:rPr>
-          <w:sz w:val="18"/>
-          <w:szCs w:val="20"/>
-        </w:rPr>
-        <w:t>) these P</w:t>
-      </w:r>
-      <w:r>
-        <w:rPr>
-          <w:sz w:val="18"/>
-          <w:szCs w:val="20"/>
-        </w:rPr>
-        <w:t xml:space="preserve">ics need to be sent to UA offices as proof of the container being stuffed correctly and in presence of factory personnel. Final payments may </w:t>
-      </w:r>
-      <w:proofErr w:type="gramStart"/>
-      <w:r>
-        <w:rPr>
-          <w:sz w:val="18"/>
-          <w:szCs w:val="20"/>
-        </w:rPr>
-        <w:t>get</w:t>
-      </w:r>
-      <w:proofErr w:type="gramEnd"/>
-      <w:r>
-        <w:rPr>
-          <w:sz w:val="18"/>
-          <w:szCs w:val="20"/>
-        </w:rPr>
-        <w:t xml:space="preserve"> affected in cases where this </w:t>
-      </w:r>
-      <w:proofErr w:type="gramStart"/>
-      <w:r>
-        <w:rPr>
-          <w:sz w:val="18"/>
-          <w:szCs w:val="20"/>
-        </w:rPr>
-        <w:t xml:space="preserve">is </w:t>
-      </w:r>
-      <w:r>
-        <w:rPr>
-          <w:sz w:val="18"/>
-          <w:szCs w:val="20"/>
-        </w:rPr>
-        <w:t>having</w:t>
-      </w:r>
-      <w:proofErr w:type="gramEnd"/>
-      <w:r>
-        <w:rPr>
-          <w:sz w:val="18"/>
-          <w:szCs w:val="20"/>
-        </w:rPr>
-        <w:t xml:space="preserve"> not been </w:t>
-      </w:r>
-      <w:proofErr w:type="gramStart"/>
-      <w:r>
-        <w:rPr>
-          <w:sz w:val="18"/>
-          <w:szCs w:val="20"/>
-        </w:rPr>
-        <w:t>done</w:t>
-      </w:r>
-      <w:proofErr w:type="gramEnd"/>
-      <w:r>
-        <w:rPr>
-          <w:sz w:val="18"/>
-          <w:szCs w:val="20"/>
-        </w:rPr>
-        <w:t>.</w:t>
+        <w:lastRenderedPageBreak/>
+        <w:t xml:space="preserve">Irrespective of the order cbm factories need to ensure that they take pictures (themselves or thru their agents) of the container being filled at given intervals (empty; 25%; 50%; 75%; 100%; sealed) these Pics need to be sent to UA offices as proof of the container being stuffed correctly and in presence of factory personnel. Final payments may get affected in cases where this is having not been done.</w:t>
       </w:r>
     </w:p>
     <w:p>
@@ -3822,68 +2554,23 @@
         <w:spacing w:after="0"/>
         <w:ind w:left="540" w:hanging="450"/>
         <w:rPr>
-          <w:rFonts w:cs="Calibri"/>
+          <w:rFonts w:ascii="Aptos" w:hAnsi="Aptos" w:cs="Calibri"/>
           <w:sz w:val="18"/>
         </w:rPr>
       </w:pPr>
       <w:r>
         <w:rPr>
-          <w:rFonts w:cs="Calibri"/>
+          <w:rFonts w:ascii="Aptos" w:hAnsi="Aptos" w:cs="Calibri"/>
           <w:sz w:val="18"/>
           <w:szCs w:val="20"/>
           <w:shd w:val="clear" w:color="auto" w:fill="FFFFFF"/>
         </w:rPr>
-        <w:t>A</w:t>
-      </w:r>
-      <w:r>
-        <w:rPr>
-          <w:rFonts w:cs="Calibri"/>
-          <w:sz w:val="18"/>
-          <w:szCs w:val="20"/>
-          <w:shd w:val="clear" w:color="auto" w:fill="FFFFFF"/>
-        </w:rPr>
-        <w:t xml:space="preserve">ll disputes with respect to </w:t>
-      </w:r>
-      <w:r>
-        <w:rPr>
-          <w:rFonts w:cs="Calibri"/>
-          <w:sz w:val="18"/>
-          <w:szCs w:val="20"/>
-          <w:shd w:val="clear" w:color="auto" w:fill="FFFFFF"/>
-        </w:rPr>
-        <w:t>Merchandis</w:t>
-      </w:r>
-      <w:r>
-        <w:rPr>
-          <w:rFonts w:cs="Calibri"/>
-          <w:sz w:val="18"/>
-          <w:szCs w:val="20"/>
-          <w:shd w:val="clear" w:color="auto" w:fill="FFFFFF"/>
-        </w:rPr>
-        <w:t>ing</w:t>
-      </w:r>
-      <w:r>
-        <w:rPr>
-          <w:rFonts w:cs="Calibri"/>
-          <w:sz w:val="18"/>
-          <w:szCs w:val="20"/>
-          <w:shd w:val="clear" w:color="auto" w:fill="FFFFFF"/>
-        </w:rPr>
-        <w:t xml:space="preserve"> </w:t>
-      </w:r>
-      <w:r>
-        <w:rPr>
-          <w:rFonts w:cs="Calibri"/>
-          <w:sz w:val="18"/>
-          <w:szCs w:val="20"/>
-          <w:shd w:val="clear" w:color="auto" w:fill="FFFFFF"/>
-        </w:rPr>
-        <w:t>terms and conditions are</w:t>
+        <w:t xml:space="preserve">All disputes with respect to Merchandising terms and conditions are</w:t>
       </w:r>
       <w:r>
         <w:rPr>
           <w:rStyle w:val="apple-converted-space"/>
-          <w:rFonts w:cs="Calibri"/>
+          <w:rFonts w:ascii="Aptos" w:hAnsi="Aptos" w:cs="Calibri"/>
           <w:sz w:val="18"/>
           <w:szCs w:val="20"/>
           <w:shd w:val="clear" w:color="auto" w:fill="FFFFFF"/>
@@ -3893,7 +2580,7 @@
       <w:r>
         <w:rPr>
           <w:rStyle w:val="Emphasis"/>
-          <w:rFonts w:cs="Calibri"/>
+          <w:rFonts w:ascii="Aptos" w:hAnsi="Aptos" w:cs="Calibri"/>
           <w:bCs/>
           <w:i w:val="0"/>
           <w:iCs w:val="0"/>
@@ -3905,7 +2592,7 @@
       </w:r>
       <w:r>
         <w:rPr>
-          <w:rFonts w:cs="Calibri"/>
+          <w:rFonts w:ascii="Aptos" w:hAnsi="Aptos" w:cs="Calibri"/>
           <w:sz w:val="18"/>
           <w:szCs w:val="20"/>
           <w:shd w:val="clear" w:color="auto" w:fill="FFFFFF"/>
@@ -3914,7 +2601,7 @@
       </w:r>
       <w:r>
         <w:rPr>
-          <w:rFonts w:cs="Calibri"/>
+          <w:rFonts w:ascii="Aptos" w:hAnsi="Aptos" w:cs="Calibri"/>
           <w:sz w:val="18"/>
         </w:rPr>
         <w:t xml:space="preserve"> </w:t>
@@ -3925,7 +2612,7 @@
         <w:pStyle w:val="ListParagraph"/>
         <w:spacing w:after="0"/>
         <w:rPr>
-          <w:rFonts w:ascii="Times New Roman" w:hAnsi="Times New Roman"/>
+          <w:rFonts w:ascii="Aptos" w:hAnsi="Aptos"/>
           <w:color w:val="003399"/>
         </w:rPr>
       </w:pPr>
@@ -3936,21 +2623,14 @@
         <w:spacing w:after="0"/>
         <w:jc w:val="center"/>
         <w:rPr>
-          <w:rFonts w:cs="Calibri"/>
+          <w:rFonts w:ascii="Aptos" w:hAnsi="Aptos" w:cs="Calibri"/>
         </w:rPr>
       </w:pPr>
       <w:r>
         <w:rPr>
-          <w:rFonts w:cs="Calibri"/>
+          <w:rFonts w:ascii="Aptos" w:hAnsi="Aptos" w:cs="Calibri"/>
         </w:rPr>
-        <w:lastRenderedPageBreak/>
-        <w:t>~</w:t>
-      </w:r>
-      <w:r>
-        <w:rPr>
-          <w:rFonts w:cs="Calibri"/>
-        </w:rPr>
-        <w:t>~The End~~</w:t>
+        <w:t>~~The End~~</w:t>
       </w:r>
     </w:p>
     <w:sectPr>
@@ -3965,7 +2645,7 @@
 </file>
 
 <file path=word/endnotes.xml><?xml version="1.0" encoding="utf-8"?>
-<w:endnotes xmlns:wpc="http://schemas.microsoft.com/office/word/2010/wordprocessingCanvas" xmlns:cx="http://schemas.microsoft.com/office/drawing/2014/chartex" xmlns:cx1="http://schemas.microsoft.com/office/drawing/2015/9/8/chartex" xmlns:cx2="http://schemas.microsoft.com/office/drawing/2015/10/21/chartex" xmlns:cx3="http://schemas.microsoft.com/office/drawing/2016/5/9/chartex" xmlns:cx4="http://schemas.microsoft.com/office/drawing/2016/5/10/chartex" xmlns:cx5="http://schemas.microsoft.com/office/drawing/2016/5/11/chartex" xmlns:cx6="http://schemas.microsoft.com/office/drawing/2016/5/12/chartex" xmlns:cx7="http://schemas.microsoft.com/office/drawing/2016/5/13/chartex" xmlns:cx8="http://schemas.microsoft.com/office/drawing/2016/5/14/chartex" xmlns:mc="http://schemas.openxmlformats.org/markup-compatibility/2006" xmlns:aink="http://schemas.microsoft.com/office/drawing/2016/ink" xmlns:am3d="http://schemas.microsoft.com/office/drawing/2017/model3d" xmlns:o="urn:schemas-microsoft-com:office:office" xmlns:oel="http://schemas.microsoft.com/office/2019/extlst" xmlns:r="http://schemas.openxmlformats.org/officeDocument/2006/relationships" xmlns:m="http://schemas.openxmlformats.org/officeDocument/2006/math" xmlns:v="urn:schemas-microsoft-com:vml" xmlns:wp14="http://schemas.microsoft.com/office/word/2010/wordprocessingDrawing" xmlns:wp="http://schemas.openxmlformats.org/drawingml/2006/wordprocessingDrawing" xmlns:w10="urn:schemas-microsoft-com:office:word" xmlns:w="http://schemas.openxmlformats.org/wordprocessingml/2006/main" xmlns:w14="http://schemas.microsoft.com/office/word/2010/wordml" xmlns:w15="http://schemas.microsoft.com/office/word/2012/wordml" xmlns:w16cei="http://schemas.microsoft.com/office/word/2026/wordml/cei" xmlns:w16cex="http://schemas.microsoft.com/office/word/2018/wordml/cex" xmlns:w16cid="http://schemas.microsoft.com/office/word/2016/wordml/cid" xmlns:w16="http://schemas.microsoft.com/office/word/2018/wordml" xmlns:w16du="http://schemas.microsoft.com/office/word/2023/wordml/word16du" xmlns:w16sdtdh="http://schemas.microsoft.com/office/word/2020/wordml/sdtdatahash" xmlns:w16sdtfl="http://schemas.microsoft.com/office/word/2024/wordml/sdtformatlock" xmlns:w16se="http://schemas.microsoft.com/office/word/2015/wordml/symex" xmlns:wpg="http://schemas.microsoft.com/office/word/2010/wordprocessingGroup" xmlns:wpi="http://schemas.microsoft.com/office/word/2010/wordprocessingInk" xmlns:wne="http://schemas.microsoft.com/office/word/2006/wordml" xmlns:wps="http://schemas.microsoft.com/office/word/2010/wordprocessingShape" mc:Ignorable="w14 w15 w16se w16cid w16 w16cex w16sdtdh w16sdtfl w16du wp14">
+<w:endnotes xmlns:wpc="http://schemas.microsoft.com/office/word/2010/wordprocessingCanvas" xmlns:cx="http://schemas.microsoft.com/office/drawing/2014/chartex" xmlns:cx1="http://schemas.microsoft.com/office/drawing/2015/9/8/chartex" xmlns:cx2="http://schemas.microsoft.com/office/drawing/2015/10/21/chartex" xmlns:cx3="http://schemas.microsoft.com/office/drawing/2016/5/9/chartex" xmlns:cx4="http://schemas.microsoft.com/office/drawing/2016/5/10/chartex" xmlns:cx5="http://schemas.microsoft.com/office/drawing/2016/5/11/chartex" xmlns:cx6="http://schemas.microsoft.com/office/drawing/2016/5/12/chartex" xmlns:cx7="http://schemas.microsoft.com/office/drawing/2016/5/13/chartex" xmlns:cx8="http://schemas.microsoft.com/office/drawing/2016/5/14/chartex" xmlns:mc="http://schemas.openxmlformats.org/markup-compatibility/2006" xmlns:aink="http://schemas.microsoft.com/office/drawing/2016/ink" xmlns:am3d="http://schemas.microsoft.com/office/drawing/2017/model3d" xmlns:o="urn:schemas-microsoft-com:office:office" xmlns:oel="http://schemas.microsoft.com/office/2019/extlst" xmlns:r="http://schemas.openxmlformats.org/officeDocument/2006/relationships" xmlns:m="http://schemas.openxmlformats.org/officeDocument/2006/math" xmlns:v="urn:schemas-microsoft-com:vml" xmlns:wp14="http://schemas.microsoft.com/office/word/2010/wordprocessingDrawing" xmlns:wp="http://schemas.openxmlformats.org/drawingml/2006/wordprocessingDrawing" xmlns:w10="urn:schemas-microsoft-com:office:word" xmlns:w="http://schemas.openxmlformats.org/wordprocessingml/2006/main" xmlns:w14="http://schemas.microsoft.com/office/word/2010/wordml" xmlns:w15="http://schemas.microsoft.com/office/word/2012/wordml" xmlns:w16cex="http://schemas.microsoft.com/office/word/2018/wordml/cex" xmlns:w16cid="http://schemas.microsoft.com/office/word/2016/wordml/cid" xmlns:w16="http://schemas.microsoft.com/office/word/2018/wordml" xmlns:w16du="http://schemas.microsoft.com/office/word/2023/wordml/word16du" xmlns:w16sdtdh="http://schemas.microsoft.com/office/word/2020/wordml/sdtdatahash" xmlns:w16se="http://schemas.microsoft.com/office/word/2015/wordml/symex" xmlns:wpg="http://schemas.microsoft.com/office/word/2010/wordprocessingGroup" xmlns:wpi="http://schemas.microsoft.com/office/word/2010/wordprocessingInk" xmlns:wne="http://schemas.microsoft.com/office/word/2006/wordml" xmlns:wps="http://schemas.microsoft.com/office/word/2010/wordprocessingShape" mc:Ignorable="w14 w15 w16se w16cid w16 w16cex w16sdtdh w16du wp14">
   <w:endnote w:type="separator" w:id="-1">
     <w:p>
       <w:pPr>
@@ -3990,7 +2670,7 @@
 </file>
 
 <file path=word/footer1.xml><?xml version="1.0" encoding="utf-8"?>
-<w:ftr xmlns:wpc="http://schemas.microsoft.com/office/word/2010/wordprocessingCanvas" xmlns:cx="http://schemas.microsoft.com/office/drawing/2014/chartex" xmlns:cx1="http://schemas.microsoft.com/office/drawing/2015/9/8/chartex" xmlns:cx2="http://schemas.microsoft.com/office/drawing/2015/10/21/chartex" xmlns:cx3="http://schemas.microsoft.com/office/drawing/2016/5/9/chartex" xmlns:cx4="http://schemas.microsoft.com/office/drawing/2016/5/10/chartex" xmlns:cx5="http://schemas.microsoft.com/office/drawing/2016/5/11/chartex" xmlns:cx6="http://schemas.microsoft.com/office/drawing/2016/5/12/chartex" xmlns:cx7="http://schemas.microsoft.com/office/drawing/2016/5/13/chartex" xmlns:cx8="http://schemas.microsoft.com/office/drawing/2016/5/14/chartex" xmlns:mc="http://schemas.openxmlformats.org/markup-compatibility/2006" xmlns:aink="http://schemas.microsoft.com/office/drawing/2016/ink" xmlns:am3d="http://schemas.microsoft.com/office/drawing/2017/model3d" xmlns:o="urn:schemas-microsoft-com:office:office" xmlns:oel="http://schemas.microsoft.com/office/2019/extlst" xmlns:r="http://schemas.openxmlformats.org/officeDocument/2006/relationships" xmlns:m="http://schemas.openxmlformats.org/officeDocument/2006/math" xmlns:v="urn:schemas-microsoft-com:vml" xmlns:wp14="http://schemas.microsoft.com/office/word/2010/wordprocessingDrawing" xmlns:wp="http://schemas.openxmlformats.org/drawingml/2006/wordprocessingDrawing" xmlns:w10="urn:schemas-microsoft-com:office:word" xmlns:w="http://schemas.openxmlformats.org/wordprocessingml/2006/main" xmlns:w14="http://schemas.microsoft.com/office/word/2010/wordml" xmlns:w15="http://schemas.microsoft.com/office/word/2012/wordml" xmlns:w16cei="http://schemas.microsoft.com/office/word/2026/wordml/cei" xmlns:w16cex="http://schemas.microsoft.com/office/word/2018/wordml/cex" xmlns:w16cid="http://schemas.microsoft.com/office/word/2016/wordml/cid" xmlns:w16="http://schemas.microsoft.com/office/word/2018/wordml" xmlns:w16du="http://schemas.microsoft.com/office/word/2023/wordml/word16du" xmlns:w16sdtdh="http://schemas.microsoft.com/office/word/2020/wordml/sdtdatahash" xmlns:w16sdtfl="http://schemas.microsoft.com/office/word/2024/wordml/sdtformatlock" xmlns:w16se="http://schemas.microsoft.com/office/word/2015/wordml/symex" xmlns:wpg="http://schemas.microsoft.com/office/word/2010/wordprocessingGroup" xmlns:wpi="http://schemas.microsoft.com/office/word/2010/wordprocessingInk" xmlns:wne="http://schemas.microsoft.com/office/word/2006/wordml" xmlns:wps="http://schemas.microsoft.com/office/word/2010/wordprocessingShape" mc:Ignorable="w14 w15 w16se w16cid w16 w16cex w16sdtdh w16sdtfl w16du wp14">
+<w:ftr xmlns:wpc="http://schemas.microsoft.com/office/word/2010/wordprocessingCanvas" xmlns:cx="http://schemas.microsoft.com/office/drawing/2014/chartex" xmlns:cx1="http://schemas.microsoft.com/office/drawing/2015/9/8/chartex" xmlns:cx2="http://schemas.microsoft.com/office/drawing/2015/10/21/chartex" xmlns:cx3="http://schemas.microsoft.com/office/drawing/2016/5/9/chartex" xmlns:cx4="http://schemas.microsoft.com/office/drawing/2016/5/10/chartex" xmlns:cx5="http://schemas.microsoft.com/office/drawing/2016/5/11/chartex" xmlns:cx6="http://schemas.microsoft.com/office/drawing/2016/5/12/chartex" xmlns:cx7="http://schemas.microsoft.com/office/drawing/2016/5/13/chartex" xmlns:cx8="http://schemas.microsoft.com/office/drawing/2016/5/14/chartex" xmlns:mc="http://schemas.openxmlformats.org/markup-compatibility/2006" xmlns:aink="http://schemas.microsoft.com/office/drawing/2016/ink" xmlns:am3d="http://schemas.microsoft.com/office/drawing/2017/model3d" xmlns:o="urn:schemas-microsoft-com:office:office" xmlns:oel="http://schemas.microsoft.com/office/2019/extlst" xmlns:r="http://schemas.openxmlformats.org/officeDocument/2006/relationships" xmlns:m="http://schemas.openxmlformats.org/officeDocument/2006/math" xmlns:v="urn:schemas-microsoft-com:vml" xmlns:wp14="http://schemas.microsoft.com/office/word/2010/wordprocessingDrawing" xmlns:wp="http://schemas.openxmlformats.org/drawingml/2006/wordprocessingDrawing" xmlns:w10="urn:schemas-microsoft-com:office:word" xmlns:w="http://schemas.openxmlformats.org/wordprocessingml/2006/main" xmlns:w14="http://schemas.microsoft.com/office/word/2010/wordml" xmlns:w15="http://schemas.microsoft.com/office/word/2012/wordml" xmlns:w16cex="http://schemas.microsoft.com/office/word/2018/wordml/cex" xmlns:w16cid="http://schemas.microsoft.com/office/word/2016/wordml/cid" xmlns:w16="http://schemas.microsoft.com/office/word/2018/wordml" xmlns:w16du="http://schemas.microsoft.com/office/word/2023/wordml/word16du" xmlns:w16sdtdh="http://schemas.microsoft.com/office/word/2020/wordml/sdtdatahash" xmlns:w16se="http://schemas.microsoft.com/office/word/2015/wordml/symex" xmlns:wpg="http://schemas.microsoft.com/office/word/2010/wordprocessingGroup" xmlns:wpi="http://schemas.microsoft.com/office/word/2010/wordprocessingInk" xmlns:wne="http://schemas.microsoft.com/office/word/2006/wordml" xmlns:wps="http://schemas.microsoft.com/office/word/2010/wordprocessingShape" mc:Ignorable="w14 w15 w16se w16cid w16 w16cex w16sdtdh w16du wp14">
   <w:p>
     <w:pPr>
       <w:pStyle w:val="Footer"/>
@@ -4270,8 +2950,8 @@
         </mc:Choice>
         <mc:Fallback>
           <w:pict>
-            <v:group w14:anchorId="61C18A98" id="Group 26" o:spid="_x0000_s1034" style="position:absolute;margin-left:101.6pt;margin-top:-17.85pt;width:580.05pt;height:27.35pt;z-index:251658241;mso-position-horizontal-relative:page;mso-position-vertical-relative:line" coordorigin="321,14850" coordsize="11601,547" o:gfxdata="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">
-              <v:rect id="Rectangle 27" o:spid="_x0000_s1035" style="position:absolute;left:374;top:14903;width:9346;height:432;visibility:visible;mso-wrap-style:square;v-text-anchor:top" o:gfxdata="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" fillcolor="#943634" stroked="f" strokecolor="#943634">
+            <v:group w14:anchorId="61C18A98" id="Group 26" o:spid="_x0000_s1034" style="position:absolute;margin-left:101.6pt;margin-top:-17.85pt;width:580.05pt;height:27.35pt;z-index:251658241;mso-position-horizontal-relative:page;mso-position-vertical-relative:line" coordorigin="321,14850" coordsize="11601,547" o:gfxdata="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">
+              <v:rect id="Rectangle 27" o:spid="_x0000_s1035" style="position:absolute;left:374;top:14903;width:9346;height:432;visibility:visible;mso-wrap-style:square;v-text-anchor:top" o:gfxdata="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" fillcolor="#943634" stroked="f" strokecolor="#943634">
                 <v:textbox>
                   <w:txbxContent>
                     <w:p>
@@ -4352,7 +3032,7 @@
                   </w:txbxContent>
                 </v:textbox>
               </v:rect>
-              <v:rect id="Rectangle 28" o:spid="_x0000_s1036" style="position:absolute;left:9763;top:14903;width:2102;height:432;visibility:visible;mso-wrap-style:square;v-text-anchor:top" o:gfxdata="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" fillcolor="#943634" stroked="f">
+              <v:rect id="Rectangle 28" o:spid="_x0000_s1036" style="position:absolute;left:9763;top:14903;width:2102;height:432;visibility:visible;mso-wrap-style:square;v-text-anchor:top" o:gfxdata="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" fillcolor="#943634" stroked="f">
                 <v:textbox>
                   <w:txbxContent>
                     <w:p>
@@ -4391,7 +3071,7 @@
                   </w:txbxContent>
                 </v:textbox>
               </v:rect>
-              <v:rect id="Rectangle 29" o:spid="_x0000_s1037" style="position:absolute;left:321;top:14850;width:11601;height:547;visibility:visible;mso-wrap-style:square;v-text-anchor:top" o:gfxdata="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" filled="f"/>
+              <v:rect id="Rectangle 29" o:spid="_x0000_s1037" style="position:absolute;left:321;top:14850;width:11601;height:547;visibility:visible;mso-wrap-style:square;v-text-anchor:top" o:gfxdata="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" filled="f"/>
               <w10:wrap type="topAndBottom" anchorx="page" anchory="line"/>
             </v:group>
           </w:pict>
@@ -4403,7 +3083,7 @@
 </file>
 
 <file path=word/footer2.xml><?xml version="1.0" encoding="utf-8"?>
-<w:ftr xmlns:wpc="http://schemas.microsoft.com/office/word/2010/wordprocessingCanvas" xmlns:cx="http://schemas.microsoft.com/office/drawing/2014/chartex" xmlns:cx1="http://schemas.microsoft.com/office/drawing/2015/9/8/chartex" xmlns:cx2="http://schemas.microsoft.com/office/drawing/2015/10/21/chartex" xmlns:cx3="http://schemas.microsoft.com/office/drawing/2016/5/9/chartex" xmlns:cx4="http://schemas.microsoft.com/office/drawing/2016/5/10/chartex" xmlns:cx5="http://schemas.microsoft.com/office/drawing/2016/5/11/chartex" xmlns:cx6="http://schemas.microsoft.com/office/drawing/2016/5/12/chartex" xmlns:cx7="http://schemas.microsoft.com/office/drawing/2016/5/13/chartex" xmlns:cx8="http://schemas.microsoft.com/office/drawing/2016/5/14/chartex" xmlns:mc="http://schemas.openxmlformats.org/markup-compatibility/2006" xmlns:aink="http://schemas.microsoft.com/office/drawing/2016/ink" xmlns:am3d="http://schemas.microsoft.com/office/drawing/2017/model3d" xmlns:o="urn:schemas-microsoft-com:office:office" xmlns:oel="http://schemas.microsoft.com/office/2019/extlst" xmlns:r="http://schemas.openxmlformats.org/officeDocument/2006/relationships" xmlns:m="http://schemas.openxmlformats.org/officeDocument/2006/math" xmlns:v="urn:schemas-microsoft-com:vml" xmlns:wp14="http://schemas.microsoft.com/office/word/2010/wordprocessingDrawing" xmlns:wp="http://schemas.openxmlformats.org/drawingml/2006/wordprocessingDrawing" xmlns:w10="urn:schemas-microsoft-com:office:word" xmlns:w="http://schemas.openxmlformats.org/wordprocessingml/2006/main" xmlns:w14="http://schemas.microsoft.com/office/word/2010/wordml" xmlns:w15="http://schemas.microsoft.com/office/word/2012/wordml" xmlns:w16cei="http://schemas.microsoft.com/office/word/2026/wordml/cei" xmlns:w16cex="http://schemas.microsoft.com/office/word/2018/wordml/cex" xmlns:w16cid="http://schemas.microsoft.com/office/word/2016/wordml/cid" xmlns:w16="http://schemas.microsoft.com/office/word/2018/wordml" xmlns:w16du="http://schemas.microsoft.com/office/word/2023/wordml/word16du" xmlns:w16sdtdh="http://schemas.microsoft.com/office/word/2020/wordml/sdtdatahash" xmlns:w16sdtfl="http://schemas.microsoft.com/office/word/2024/wordml/sdtformatlock" xmlns:w16se="http://schemas.microsoft.com/office/word/2015/wordml/symex" xmlns:wpg="http://schemas.microsoft.com/office/word/2010/wordprocessingGroup" xmlns:wpi="http://schemas.microsoft.com/office/word/2010/wordprocessingInk" xmlns:wne="http://schemas.microsoft.com/office/word/2006/wordml" xmlns:wps="http://schemas.microsoft.com/office/word/2010/wordprocessingShape" mc:Ignorable="w14 w15 w16se w16cid w16 w16cex w16sdtdh w16sdtfl w16du wp14">
+<w:ftr xmlns:wpc="http://schemas.microsoft.com/office/word/2010/wordprocessingCanvas" xmlns:cx="http://schemas.microsoft.com/office/drawing/2014/chartex" xmlns:cx1="http://schemas.microsoft.com/office/drawing/2015/9/8/chartex" xmlns:cx2="http://schemas.microsoft.com/office/drawing/2015/10/21/chartex" xmlns:cx3="http://schemas.microsoft.com/office/drawing/2016/5/9/chartex" xmlns:cx4="http://schemas.microsoft.com/office/drawing/2016/5/10/chartex" xmlns:cx5="http://schemas.microsoft.com/office/drawing/2016/5/11/chartex" xmlns:cx6="http://schemas.microsoft.com/office/drawing/2016/5/12/chartex" xmlns:cx7="http://schemas.microsoft.com/office/drawing/2016/5/13/chartex" xmlns:cx8="http://schemas.microsoft.com/office/drawing/2016/5/14/chartex" xmlns:mc="http://schemas.openxmlformats.org/markup-compatibility/2006" xmlns:aink="http://schemas.microsoft.com/office/drawing/2016/ink" xmlns:am3d="http://schemas.microsoft.com/office/drawing/2017/model3d" xmlns:o="urn:schemas-microsoft-com:office:office" xmlns:oel="http://schemas.microsoft.com/office/2019/extlst" xmlns:r="http://schemas.openxmlformats.org/officeDocument/2006/relationships" xmlns:m="http://schemas.openxmlformats.org/officeDocument/2006/math" xmlns:v="urn:schemas-microsoft-com:vml" xmlns:wp14="http://schemas.microsoft.com/office/word/2010/wordprocessingDrawing" xmlns:wp="http://schemas.openxmlformats.org/drawingml/2006/wordprocessingDrawing" xmlns:w10="urn:schemas-microsoft-com:office:word" xmlns:w="http://schemas.openxmlformats.org/wordprocessingml/2006/main" xmlns:w14="http://schemas.microsoft.com/office/word/2010/wordml" xmlns:w15="http://schemas.microsoft.com/office/word/2012/wordml" xmlns:w16cex="http://schemas.microsoft.com/office/word/2018/wordml/cex" xmlns:w16cid="http://schemas.microsoft.com/office/word/2016/wordml/cid" xmlns:w16="http://schemas.microsoft.com/office/word/2018/wordml" xmlns:w16du="http://schemas.microsoft.com/office/word/2023/wordml/word16du" xmlns:w16sdtdh="http://schemas.microsoft.com/office/word/2020/wordml/sdtdatahash" xmlns:w16se="http://schemas.microsoft.com/office/word/2015/wordml/symex" xmlns:wpg="http://schemas.microsoft.com/office/word/2010/wordprocessingGroup" xmlns:wpi="http://schemas.microsoft.com/office/word/2010/wordprocessingInk" xmlns:wne="http://schemas.microsoft.com/office/word/2006/wordml" xmlns:wps="http://schemas.microsoft.com/office/word/2010/wordprocessingShape" mc:Ignorable="w14 w15 w16se w16cid w16 w16cex w16sdtdh w16du wp14">
   <w:p>
     <w:pPr>
       <w:pStyle w:val="Footer"/>
@@ -4669,8 +3349,8 @@
         </mc:Choice>
         <mc:Fallback>
           <w:pict>
-            <v:group w14:anchorId="58EEC741" id="Group 1" o:spid="_x0000_s1038" style="position:absolute;margin-left:60.25pt;margin-top:.85pt;width:686.6pt;height:28.85pt;z-index:251658240;mso-position-horizontal-relative:page;mso-position-vertical-relative:line" coordorigin="321,14850" coordsize="11601,547" o:gfxdata="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">
-              <v:rect id="Rectangle 2" o:spid="_x0000_s1039" style="position:absolute;left:374;top:14903;width:9346;height:432;visibility:visible;mso-wrap-style:square;v-text-anchor:top" o:gfxdata="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" fillcolor="#943634" stroked="f" strokecolor="#943634">
+            <v:group w14:anchorId="58EEC741" id="Group 1" o:spid="_x0000_s1038" style="position:absolute;margin-left:60.25pt;margin-top:.85pt;width:686.6pt;height:28.85pt;z-index:251658240;mso-position-horizontal-relative:page;mso-position-vertical-relative:line" coordorigin="321,14850" coordsize="11601,547" o:gfxdata="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">
+              <v:rect id="Rectangle 2" o:spid="_x0000_s1039" style="position:absolute;left:374;top:14903;width:9346;height:432;visibility:visible;mso-wrap-style:square;v-text-anchor:top" o:gfxdata="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" fillcolor="#943634" stroked="f" strokecolor="#943634">
                 <v:textbox>
                   <w:txbxContent>
                     <w:p>
@@ -4736,7 +3416,7 @@
                   </w:txbxContent>
                 </v:textbox>
               </v:rect>
-              <v:rect id="Rectangle 3" o:spid="_x0000_s1040" style="position:absolute;left:9763;top:14903;width:2102;height:432;visibility:visible;mso-wrap-style:square;v-text-anchor:top" o:gfxdata="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" fillcolor="#943634" stroked="f">
+              <v:rect id="Rectangle 3" o:spid="_x0000_s1040" style="position:absolute;left:9763;top:14903;width:2102;height:432;visibility:visible;mso-wrap-style:square;v-text-anchor:top" o:gfxdata="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" fillcolor="#943634" stroked="f">
                 <v:textbox>
                   <w:txbxContent>
                     <w:p>
@@ -4776,7 +3456,7 @@
                   </w:txbxContent>
                 </v:textbox>
               </v:rect>
-              <v:rect id="Rectangle 4" o:spid="_x0000_s1041" style="position:absolute;left:321;top:14850;width:11601;height:547;visibility:visible;mso-wrap-style:square;v-text-anchor:top" o:gfxdata="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" filled="f"/>
+              <v:rect id="Rectangle 4" o:spid="_x0000_s1041" style="position:absolute;left:321;top:14850;width:11601;height:547;visibility:visible;mso-wrap-style:square;v-text-anchor:top" o:gfxdata="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" filled="f"/>
               <w10:wrap type="topAndBottom" anchorx="page" anchory="line"/>
             </v:group>
           </w:pict>
@@ -4788,7 +3468,7 @@
 </file>
 
 <file path=word/footnotes.xml><?xml version="1.0" encoding="utf-8"?>
-<w:footnotes xmlns:wpc="http://schemas.microsoft.com/office/word/2010/wordprocessingCanvas" xmlns:cx="http://schemas.microsoft.com/office/drawing/2014/chartex" xmlns:cx1="http://schemas.microsoft.com/office/drawing/2015/9/8/chartex" xmlns:cx2="http://schemas.microsoft.com/office/drawing/2015/10/21/chartex" xmlns:cx3="http://schemas.microsoft.com/office/drawing/2016/5/9/chartex" xmlns:cx4="http://schemas.microsoft.com/office/drawing/2016/5/10/chartex" xmlns:cx5="http://schemas.microsoft.com/office/drawing/2016/5/11/chartex" xmlns:cx6="http://schemas.microsoft.com/office/drawing/2016/5/12/chartex" xmlns:cx7="http://schemas.microsoft.com/office/drawing/2016/5/13/chartex" xmlns:cx8="http://schemas.microsoft.com/office/drawing/2016/5/14/chartex" xmlns:mc="http://schemas.openxmlformats.org/markup-compatibility/2006" xmlns:aink="http://schemas.microsoft.com/office/drawing/2016/ink" xmlns:am3d="http://schemas.microsoft.com/office/drawing/2017/model3d" xmlns:o="urn:schemas-microsoft-com:office:office" xmlns:oel="http://schemas.microsoft.com/office/2019/extlst" xmlns:r="http://schemas.openxmlformats.org/officeDocument/2006/relationships" xmlns:m="http://schemas.openxmlformats.org/officeDocument/2006/math" xmlns:v="urn:schemas-microsoft-com:vml" xmlns:wp14="http://schemas.microsoft.com/office/word/2010/wordprocessingDrawing" xmlns:wp="http://schemas.openxmlformats.org/drawingml/2006/wordprocessingDrawing" xmlns:w10="urn:schemas-microsoft-com:office:word" xmlns:w="http://schemas.openxmlformats.org/wordprocessingml/2006/main" xmlns:w14="http://schemas.microsoft.com/office/word/2010/wordml" xmlns:w15="http://schemas.microsoft.com/office/word/2012/wordml" xmlns:w16cei="http://schemas.microsoft.com/office/word/2026/wordml/cei" xmlns:w16cex="http://schemas.microsoft.com/office/word/2018/wordml/cex" xmlns:w16cid="http://schemas.microsoft.com/office/word/2016/wordml/cid" xmlns:w16="http://schemas.microsoft.com/office/word/2018/wordml" xmlns:w16du="http://schemas.microsoft.com/office/word/2023/wordml/word16du" xmlns:w16sdtdh="http://schemas.microsoft.com/office/word/2020/wordml/sdtdatahash" xmlns:w16sdtfl="http://schemas.microsoft.com/office/word/2024/wordml/sdtformatlock" xmlns:w16se="http://schemas.microsoft.com/office/word/2015/wordml/symex" xmlns:wpg="http://schemas.microsoft.com/office/word/2010/wordprocessingGroup" xmlns:wpi="http://schemas.microsoft.com/office/word/2010/wordprocessingInk" xmlns:wne="http://schemas.microsoft.com/office/word/2006/wordml" xmlns:wps="http://schemas.microsoft.com/office/word/2010/wordprocessingShape" mc:Ignorable="w14 w15 w16se w16cid w16 w16cex w16sdtdh w16sdtfl w16du wp14">
+<w:footnotes xmlns:wpc="http://schemas.microsoft.com/office/word/2010/wordprocessingCanvas" xmlns:cx="http://schemas.microsoft.com/office/drawing/2014/chartex" xmlns:cx1="http://schemas.microsoft.com/office/drawing/2015/9/8/chartex" xmlns:cx2="http://schemas.microsoft.com/office/drawing/2015/10/21/chartex" xmlns:cx3="http://schemas.microsoft.com/office/drawing/2016/5/9/chartex" xmlns:cx4="http://schemas.microsoft.com/office/drawing/2016/5/10/chartex" xmlns:cx5="http://schemas.microsoft.com/office/drawing/2016/5/11/chartex" xmlns:cx6="http://schemas.microsoft.com/office/drawing/2016/5/12/chartex" xmlns:cx7="http://schemas.microsoft.com/office/drawing/2016/5/13/chartex" xmlns:cx8="http://schemas.microsoft.com/office/drawing/2016/5/14/chartex" xmlns:mc="http://schemas.openxmlformats.org/markup-compatibility/2006" xmlns:aink="http://schemas.microsoft.com/office/drawing/2016/ink" xmlns:am3d="http://schemas.microsoft.com/office/drawing/2017/model3d" xmlns:o="urn:schemas-microsoft-com:office:office" xmlns:oel="http://schemas.microsoft.com/office/2019/extlst" xmlns:r="http://schemas.openxmlformats.org/officeDocument/2006/relationships" xmlns:m="http://schemas.openxmlformats.org/officeDocument/2006/math" xmlns:v="urn:schemas-microsoft-com:vml" xmlns:wp14="http://schemas.microsoft.com/office/word/2010/wordprocessingDrawing" xmlns:wp="http://schemas.openxmlformats.org/drawingml/2006/wordprocessingDrawing" xmlns:w10="urn:schemas-microsoft-com:office:word" xmlns:w="http://schemas.openxmlformats.org/wordprocessingml/2006/main" xmlns:w14="http://schemas.microsoft.com/office/word/2010/wordml" xmlns:w15="http://schemas.microsoft.com/office/word/2012/wordml" xmlns:w16cex="http://schemas.microsoft.com/office/word/2018/wordml/cex" xmlns:w16cid="http://schemas.microsoft.com/office/word/2016/wordml/cid" xmlns:w16="http://schemas.microsoft.com/office/word/2018/wordml" xmlns:w16du="http://schemas.microsoft.com/office/word/2023/wordml/word16du" xmlns:w16sdtdh="http://schemas.microsoft.com/office/word/2020/wordml/sdtdatahash" xmlns:w16se="http://schemas.microsoft.com/office/word/2015/wordml/symex" xmlns:wpg="http://schemas.microsoft.com/office/word/2010/wordprocessingGroup" xmlns:wpi="http://schemas.microsoft.com/office/word/2010/wordprocessingInk" xmlns:wne="http://schemas.microsoft.com/office/word/2006/wordml" xmlns:wps="http://schemas.microsoft.com/office/word/2010/wordprocessingShape" mc:Ignorable="w14 w15 w16se w16cid w16 w16cex w16sdtdh w16du wp14">
   <w:footnote w:type="separator" w:id="-1">
     <w:p>
       <w:pPr>
@@ -4813,7 +3493,7 @@
 </file>
 
 <file path=word/header1.xml><?xml version="1.0" encoding="utf-8"?>
-<w:hdr xmlns:wpc="http://schemas.microsoft.com/office/word/2010/wordprocessingCanvas" xmlns:cx="http://schemas.microsoft.com/office/drawing/2014/chartex" xmlns:cx1="http://schemas.microsoft.com/office/drawing/2015/9/8/chartex" xmlns:cx2="http://schemas.microsoft.com/office/drawing/2015/10/21/chartex" xmlns:cx3="http://schemas.microsoft.com/office/drawing/2016/5/9/chartex" xmlns:cx4="http://schemas.microsoft.com/office/drawing/2016/5/10/chartex" xmlns:cx5="http://schemas.microsoft.com/office/drawing/2016/5/11/chartex" xmlns:cx6="http://schemas.microsoft.com/office/drawing/2016/5/12/chartex" xmlns:cx7="http://schemas.microsoft.com/office/drawing/2016/5/13/chartex" xmlns:cx8="http://schemas.microsoft.com/office/drawing/2016/5/14/chartex" xmlns:mc="http://schemas.openxmlformats.org/markup-compatibility/2006" xmlns:aink="http://schemas.microsoft.com/office/drawing/2016/ink" xmlns:am3d="http://schemas.microsoft.com/office/drawing/2017/model3d" xmlns:o="urn:schemas-microsoft-com:office:office" xmlns:oel="http://schemas.microsoft.com/office/2019/extlst" xmlns:r="http://schemas.openxmlformats.org/officeDocument/2006/relationships" xmlns:m="http://schemas.openxmlformats.org/officeDocument/2006/math" xmlns:v="urn:schemas-microsoft-com:vml" xmlns:wp14="http://schemas.microsoft.com/office/word/2010/wordprocessingDrawing" xmlns:wp="http://schemas.openxmlformats.org/drawingml/2006/wordprocessingDrawing" xmlns:w10="urn:schemas-microsoft-com:office:word" xmlns:w="http://schemas.openxmlformats.org/wordprocessingml/2006/main" xmlns:w14="http://schemas.microsoft.com/office/word/2010/wordml" xmlns:w15="http://schemas.microsoft.com/office/word/2012/wordml" xmlns:w16cei="http://schemas.microsoft.com/office/word/2026/wordml/cei" xmlns:w16cex="http://schemas.microsoft.com/office/word/2018/wordml/cex" xmlns:w16cid="http://schemas.microsoft.com/office/word/2016/wordml/cid" xmlns:w16="http://schemas.microsoft.com/office/word/2018/wordml" xmlns:w16du="http://schemas.microsoft.com/office/word/2023/wordml/word16du" xmlns:w16sdtdh="http://schemas.microsoft.com/office/word/2020/wordml/sdtdatahash" xmlns:w16sdtfl="http://schemas.microsoft.com/office/word/2024/wordml/sdtformatlock" xmlns:w16se="http://schemas.microsoft.com/office/word/2015/wordml/symex" xmlns:wpg="http://schemas.microsoft.com/office/word/2010/wordprocessingGroup" xmlns:wpi="http://schemas.microsoft.com/office/word/2010/wordprocessingInk" xmlns:wne="http://schemas.microsoft.com/office/word/2006/wordml" xmlns:wps="http://schemas.microsoft.com/office/word/2010/wordprocessingShape" mc:Ignorable="w14 w15 w16se w16cid w16 w16cex w16sdtdh w16sdtfl w16du wp14">
+<w:hdr xmlns:wpc="http://schemas.microsoft.com/office/word/2010/wordprocessingCanvas" xmlns:cx="http://schemas.microsoft.com/office/drawing/2014/chartex" xmlns:cx1="http://schemas.microsoft.com/office/drawing/2015/9/8/chartex" xmlns:cx2="http://schemas.microsoft.com/office/drawing/2015/10/21/chartex" xmlns:cx3="http://schemas.microsoft.com/office/drawing/2016/5/9/chartex" xmlns:cx4="http://schemas.microsoft.com/office/drawing/2016/5/10/chartex" xmlns:cx5="http://schemas.microsoft.com/office/drawing/2016/5/11/chartex" xmlns:cx6="http://schemas.microsoft.com/office/drawing/2016/5/12/chartex" xmlns:cx7="http://schemas.microsoft.com/office/drawing/2016/5/13/chartex" xmlns:cx8="http://schemas.microsoft.com/office/drawing/2016/5/14/chartex" xmlns:mc="http://schemas.openxmlformats.org/markup-compatibility/2006" xmlns:aink="http://schemas.microsoft.com/office/drawing/2016/ink" xmlns:am3d="http://schemas.microsoft.com/office/drawing/2017/model3d" xmlns:o="urn:schemas-microsoft-com:office:office" xmlns:oel="http://schemas.microsoft.com/office/2019/extlst" xmlns:r="http://schemas.openxmlformats.org/officeDocument/2006/relationships" xmlns:m="http://schemas.openxmlformats.org/officeDocument/2006/math" xmlns:v="urn:schemas-microsoft-com:vml" xmlns:wp14="http://schemas.microsoft.com/office/word/2010/wordprocessingDrawing" xmlns:wp="http://schemas.openxmlformats.org/drawingml/2006/wordprocessingDrawing" xmlns:w10="urn:schemas-microsoft-com:office:word" xmlns:w="http://schemas.openxmlformats.org/wordprocessingml/2006/main" xmlns:w14="http://schemas.microsoft.com/office/word/2010/wordml" xmlns:w15="http://schemas.microsoft.com/office/word/2012/wordml" xmlns:w16cex="http://schemas.microsoft.com/office/word/2018/wordml/cex" xmlns:w16cid="http://schemas.microsoft.com/office/word/2016/wordml/cid" xmlns:w16="http://schemas.microsoft.com/office/word/2018/wordml" xmlns:w16du="http://schemas.microsoft.com/office/word/2023/wordml/word16du" xmlns:w16sdtdh="http://schemas.microsoft.com/office/word/2020/wordml/sdtdatahash" xmlns:w16se="http://schemas.microsoft.com/office/word/2015/wordml/symex" xmlns:wpg="http://schemas.microsoft.com/office/word/2010/wordprocessingGroup" xmlns:wpi="http://schemas.microsoft.com/office/word/2010/wordprocessingInk" xmlns:wne="http://schemas.microsoft.com/office/word/2006/wordml" xmlns:wps="http://schemas.microsoft.com/office/word/2010/wordprocessingShape" mc:Ignorable="w14 w15 w16se w16cid w16 w16cex w16sdtdh w16du wp14">
   <w:p>
     <w:pPr>
       <w:pStyle w:val="Header"/>
@@ -5062,7 +3742,6 @@
                                 <w:color w:val="FFFFFF"/>
                               </w:rPr>
                             </w:pPr>
-                            <w:proofErr w:type="gramStart"/>
                             <w:r>
                               <w:rPr>
                                 <w:rFonts w:ascii="Times New Roman" w:hAnsi="Times New Roman"/>
@@ -5079,7 +3758,6 @@
                               </w:rPr>
                               <w:t>-</w:t>
                             </w:r>
-                            <w:proofErr w:type="gramEnd"/>
                             <w:r>
                               <w:rPr>
                                 <w:rFonts w:ascii="Times New Roman" w:hAnsi="Times New Roman"/>
@@ -5109,12 +3787,12 @@
         </mc:Choice>
         <mc:Fallback>
           <w:pict>
-            <v:group w14:anchorId="2FB31130" id="Group 42" o:spid="_x0000_s1026" style="position:absolute;margin-left:13.7pt;margin-top:-6.55pt;width:646.35pt;height:63.7pt;z-index:251658243" coordorigin="1410,653" coordsize="12927,1274" o:gfxdata="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">
+            <v:group w14:anchorId="2FB31130" id="Group 42" o:spid="_x0000_s1026" style="position:absolute;margin-left:13.7pt;margin-top:-6.55pt;width:646.35pt;height:63.7pt;z-index:251658243" coordorigin="1410,653" coordsize="12927,1274" o:gfxdata="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">
               <v:shapetype id="_x0000_t202" coordsize="21600,21600" o:spt="202" path="m,l,21600r21600,l21600,xe">
                 <v:stroke joinstyle="miter"/>
                 <v:path gradientshapeok="t" o:connecttype="rect"/>
               </v:shapetype>
-              <v:shape id="Text Box 43" o:spid="_x0000_s1027" type="#_x0000_t202" style="position:absolute;left:1410;top:653;width:4170;height:1274;visibility:visible;mso-wrap-style:square;v-text-anchor:middle" o:gfxdata="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" fillcolor="#903" strokecolor="#f2f2f2" strokeweight="3pt">
+              <v:shape id="Text Box 43" o:spid="_x0000_s1027" type="#_x0000_t202" style="position:absolute;left:1410;top:653;width:4170;height:1274;visibility:visible;mso-wrap-style:square;v-text-anchor:middle" o:gfxdata="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" fillcolor="#903" strokecolor="#f2f2f2" strokeweight="3pt">
                 <v:shadow on="t" color="#622423" opacity=".5" offset="1pt"/>
                 <v:textbox>
                   <w:txbxContent>
@@ -5169,7 +3847,7 @@
                   </w:txbxContent>
                 </v:textbox>
               </v:shape>
-              <v:shape id="Text Box 44" o:spid="_x0000_s1028" type="#_x0000_t202" style="position:absolute;left:5580;top:653;width:6067;height:1274;visibility:visible;mso-wrap-style:square;v-text-anchor:middle" o:gfxdata="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" fillcolor="#903" strokecolor="#f2f2f2" strokeweight="3pt">
+              <v:shape id="Text Box 44" o:spid="_x0000_s1028" type="#_x0000_t202" style="position:absolute;left:5580;top:653;width:6067;height:1274;visibility:visible;mso-wrap-style:square;v-text-anchor:middle" o:gfxdata="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" fillcolor="#903" strokecolor="#f2f2f2" strokeweight="3pt">
                 <v:shadow on="t" color="#622423" opacity=".5" offset="1pt"/>
                 <v:textbox>
                   <w:txbxContent>
@@ -5204,7 +3882,7 @@
                   </w:txbxContent>
                 </v:textbox>
               </v:shape>
-              <v:shape id="Text Box 45" o:spid="_x0000_s1029" type="#_x0000_t202" style="position:absolute;left:11647;top:653;width:2690;height:1274;visibility:visible;mso-wrap-style:square;v-text-anchor:middle" o:gfxdata="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" fillcolor="#903" strokecolor="#f2f2f2" strokeweight="3pt">
+              <v:shape id="Text Box 45" o:spid="_x0000_s1029" type="#_x0000_t202" style="position:absolute;left:11647;top:653;width:2690;height:1274;visibility:visible;mso-wrap-style:square;v-text-anchor:middle" o:gfxdata="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" fillcolor="#903" strokecolor="#f2f2f2" strokeweight="3pt">
                 <v:shadow on="t" color="#622423" opacity=".5" offset="1pt"/>
                 <v:textbox>
                   <w:txbxContent>
@@ -5226,7 +3904,6 @@
                           <w:color w:val="FFFFFF"/>
                         </w:rPr>
                       </w:pPr>
-                      <w:proofErr w:type="gramStart"/>
                       <w:r>
                         <w:rPr>
                           <w:rFonts w:ascii="Times New Roman" w:hAnsi="Times New Roman"/>
@@ -5243,7 +3920,6 @@
                         </w:rPr>
                         <w:t>-</w:t>
                       </w:r>
-                      <w:proofErr w:type="gramEnd"/>
                       <w:r>
                         <w:rPr>
                           <w:rFonts w:ascii="Times New Roman" w:hAnsi="Times New Roman"/>
@@ -5266,7 +3942,7 @@
 </file>
 
 <file path=word/header2.xml><?xml version="1.0" encoding="utf-8"?>
-<w:hdr xmlns:wpc="http://schemas.microsoft.com/office/word/2010/wordprocessingCanvas" xmlns:cx="http://schemas.microsoft.com/office/drawing/2014/chartex" xmlns:cx1="http://schemas.microsoft.com/office/drawing/2015/9/8/chartex" xmlns:cx2="http://schemas.microsoft.com/office/drawing/2015/10/21/chartex" xmlns:cx3="http://schemas.microsoft.com/office/drawing/2016/5/9/chartex" xmlns:cx4="http://schemas.microsoft.com/office/drawing/2016/5/10/chartex" xmlns:cx5="http://schemas.microsoft.com/office/drawing/2016/5/11/chartex" xmlns:cx6="http://schemas.microsoft.com/office/drawing/2016/5/12/chartex" xmlns:cx7="http://schemas.microsoft.com/office/drawing/2016/5/13/chartex" xmlns:cx8="http://schemas.microsoft.com/office/drawing/2016/5/14/chartex" xmlns:mc="http://schemas.openxmlformats.org/markup-compatibility/2006" xmlns:aink="http://schemas.microsoft.com/office/drawing/2016/ink" xmlns:am3d="http://schemas.microsoft.com/office/drawing/2017/model3d" xmlns:o="urn:schemas-microsoft-com:office:office" xmlns:oel="http://schemas.microsoft.com/office/2019/extlst" xmlns:r="http://schemas.openxmlformats.org/officeDocument/2006/relationships" xmlns:m="http://schemas.openxmlformats.org/officeDocument/2006/math" xmlns:v="urn:schemas-microsoft-com:vml" xmlns:wp14="http://schemas.microsoft.com/office/word/2010/wordprocessingDrawing" xmlns:wp="http://schemas.openxmlformats.org/drawingml/2006/wordprocessingDrawing" xmlns:w10="urn:schemas-microsoft-com:office:word" xmlns:w="http://schemas.openxmlformats.org/wordprocessingml/2006/main" xmlns:w14="http://schemas.microsoft.com/office/word/2010/wordml" xmlns:w15="http://schemas.microsoft.com/office/word/2012/wordml" xmlns:w16cei="http://schemas.microsoft.com/office/word/2026/wordml/cei" xmlns:w16cex="http://schemas.microsoft.com/office/word/2018/wordml/cex" xmlns:w16cid="http://schemas.microsoft.com/office/word/2016/wordml/cid" xmlns:w16="http://schemas.microsoft.com/office/word/2018/wordml" xmlns:w16du="http://schemas.microsoft.com/office/word/2023/wordml/word16du" xmlns:w16sdtdh="http://schemas.microsoft.com/office/word/2020/wordml/sdtdatahash" xmlns:w16sdtfl="http://schemas.microsoft.com/office/word/2024/wordml/sdtformatlock" xmlns:w16se="http://schemas.microsoft.com/office/word/2015/wordml/symex" xmlns:wpg="http://schemas.microsoft.com/office/word/2010/wordprocessingGroup" xmlns:wpi="http://schemas.microsoft.com/office/word/2010/wordprocessingInk" xmlns:wne="http://schemas.microsoft.com/office/word/2006/wordml" xmlns:wps="http://schemas.microsoft.com/office/word/2010/wordprocessingShape" mc:Ignorable="w14 w15 w16se w16cid w16 w16cex w16sdtdh w16sdtfl w16du wp14">
+<w:hdr xmlns:wpc="http://schemas.microsoft.com/office/word/2010/wordprocessingCanvas" xmlns:cx="http://schemas.microsoft.com/office/drawing/2014/chartex" xmlns:cx1="http://schemas.microsoft.com/office/drawing/2015/9/8/chartex" xmlns:cx2="http://schemas.microsoft.com/office/drawing/2015/10/21/chartex" xmlns:cx3="http://schemas.microsoft.com/office/drawing/2016/5/9/chartex" xmlns:cx4="http://schemas.microsoft.com/office/drawing/2016/5/10/chartex" xmlns:cx5="http://schemas.microsoft.com/office/drawing/2016/5/11/chartex" xmlns:cx6="http://schemas.microsoft.com/office/drawing/2016/5/12/chartex" xmlns:cx7="http://schemas.microsoft.com/office/drawing/2016/5/13/chartex" xmlns:cx8="http://schemas.microsoft.com/office/drawing/2016/5/14/chartex" xmlns:mc="http://schemas.openxmlformats.org/markup-compatibility/2006" xmlns:aink="http://schemas.microsoft.com/office/drawing/2016/ink" xmlns:am3d="http://schemas.microsoft.com/office/drawing/2017/model3d" xmlns:o="urn:schemas-microsoft-com:office:office" xmlns:oel="http://schemas.microsoft.com/office/2019/extlst" xmlns:r="http://schemas.openxmlformats.org/officeDocument/2006/relationships" xmlns:m="http://schemas.openxmlformats.org/officeDocument/2006/math" xmlns:v="urn:schemas-microsoft-com:vml" xmlns:wp14="http://schemas.microsoft.com/office/word/2010/wordprocessingDrawing" xmlns:wp="http://schemas.openxmlformats.org/drawingml/2006/wordprocessingDrawing" xmlns:w10="urn:schemas-microsoft-com:office:word" xmlns:w="http://schemas.openxmlformats.org/wordprocessingml/2006/main" xmlns:w14="http://schemas.microsoft.com/office/word/2010/wordml" xmlns:w15="http://schemas.microsoft.com/office/word/2012/wordml" xmlns:w16cex="http://schemas.microsoft.com/office/word/2018/wordml/cex" xmlns:w16cid="http://schemas.microsoft.com/office/word/2016/wordml/cid" xmlns:w16="http://schemas.microsoft.com/office/word/2018/wordml" xmlns:w16du="http://schemas.microsoft.com/office/word/2023/wordml/word16du" xmlns:w16sdtdh="http://schemas.microsoft.com/office/word/2020/wordml/sdtdatahash" xmlns:w16se="http://schemas.microsoft.com/office/word/2015/wordml/symex" xmlns:wpg="http://schemas.microsoft.com/office/word/2010/wordprocessingGroup" xmlns:wpi="http://schemas.microsoft.com/office/word/2010/wordprocessingInk" xmlns:wne="http://schemas.microsoft.com/office/word/2006/wordml" xmlns:wps="http://schemas.microsoft.com/office/word/2010/wordprocessingShape" mc:Ignorable="w14 w15 w16se w16cid w16 w16cex w16sdtdh w16du wp14">
   <w:p>
     <w:pPr>
       <w:pStyle w:val="Footer"/>
@@ -5545,27 +4221,6 @@
                                 <w:sz w:val="20"/>
                                 <w:szCs w:val="20"/>
                               </w:rPr>
-                              <w:t xml:space="preserve">23110 San Nicholas Place </w:t>
-                            </w:r>
-                          </w:p>
-                          <w:p>
-                            <w:pPr>
-                              <w:spacing w:after="0"/>
-                              <w:jc w:val="center"/>
-                              <w:rPr>
-                                <w:rFonts w:cs="Calibri"/>
-                                <w:color w:val="FFFFFF"/>
-                                <w:sz w:val="20"/>
-                                <w:szCs w:val="20"/>
-                              </w:rPr>
-                            </w:pPr>
-                            <w:r>
-                              <w:rPr>
-                                <w:rFonts w:cs="Calibri"/>
-                                <w:color w:val="FFFFFF"/>
-                                <w:sz w:val="20"/>
-                                <w:szCs w:val="20"/>
-                              </w:rPr>
                               <w:t>Katy Texas 77494</w:t>
                             </w:r>
                           </w:p>
@@ -5594,12 +4249,12 @@
         </mc:Choice>
         <mc:Fallback>
           <w:pict>
-            <v:group w14:anchorId="03A7246D" id="Group 41" o:spid="_x0000_s1030" style="position:absolute;margin-left:25.4pt;margin-top:-24.65pt;width:676.45pt;height:65.15pt;z-index:251658242" coordorigin="1410,653" coordsize="12927,1274" o:gfxdata="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">
+            <v:group w14:anchorId="03A7246D" id="Group 41" o:spid="_x0000_s1030" style="position:absolute;margin-left:25.4pt;margin-top:-24.65pt;width:676.45pt;height:65.15pt;z-index:251658242" coordorigin="1410,653" coordsize="12927,1274" o:gfxdata="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">
               <v:shapetype id="_x0000_t202" coordsize="21600,21600" o:spt="202" path="m,l,21600r21600,l21600,xe">
                 <v:stroke joinstyle="miter"/>
                 <v:path gradientshapeok="t" o:connecttype="rect"/>
               </v:shapetype>
-              <v:shape id="Text Box 38" o:spid="_x0000_s1031" type="#_x0000_t202" style="position:absolute;left:1410;top:653;width:4170;height:1274;visibility:visible;mso-wrap-style:square;v-text-anchor:middle" o:gfxdata="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" fillcolor="maroon" strokecolor="#f2f2f2" strokeweight="3pt">
+              <v:shape id="Text Box 38" o:spid="_x0000_s1031" type="#_x0000_t202" style="position:absolute;left:1410;top:653;width:4170;height:1274;visibility:visible;mso-wrap-style:square;v-text-anchor:middle" o:gfxdata="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" fillcolor="maroon" strokecolor="#f2f2f2" strokeweight="3pt">
                 <v:shadow on="t" color="#622423" opacity=".5" offset="1pt"/>
                 <v:textbox>
                   <w:txbxContent>
@@ -5646,7 +4301,7 @@
                   </w:txbxContent>
                 </v:textbox>
               </v:shape>
-              <v:shape id="Text Box 39" o:spid="_x0000_s1032" type="#_x0000_t202" style="position:absolute;left:5580;top:653;width:6067;height:1274;visibility:visible;mso-wrap-style:square;v-text-anchor:middle" o:gfxdata="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" fillcolor="maroon" strokecolor="#f2f2f2" strokeweight="3pt">
+              <v:shape id="Text Box 39" o:spid="_x0000_s1032" type="#_x0000_t202" style="position:absolute;left:5580;top:653;width:6067;height:1274;visibility:visible;mso-wrap-style:square;v-text-anchor:middle" o:gfxdata="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" fillcolor="maroon" strokecolor="#f2f2f2" strokeweight="3pt">
                 <v:shadow on="t" color="#622423" opacity=".5" offset="1pt"/>
                 <v:textbox>
                   <w:txbxContent>
@@ -5681,7 +4336,7 @@
                   </w:txbxContent>
                 </v:textbox>
               </v:shape>
-              <v:shape id="Text Box 40" o:spid="_x0000_s1033" type="#_x0000_t202" style="position:absolute;left:11647;top:653;width:2690;height:1274;visibility:visible;mso-wrap-style:square;v-text-anchor:middle" o:gfxdata="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" fillcolor="maroon" strokecolor="#f2f2f2" strokeweight="3pt">
+              <v:shape id="Text Box 40" o:spid="_x0000_s1033" type="#_x0000_t202" style="position:absolute;left:11647;top:653;width:2690;height:1274;visibility:visible;mso-wrap-style:square;v-text-anchor:middle" o:gfxdata="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" fillcolor="maroon" strokecolor="#f2f2f2" strokeweight="3pt">
                 <v:shadow on="t" color="#622423" opacity=".5" offset="1pt"/>
                 <v:textbox>
                   <w:txbxContent>
@@ -5711,27 +4366,6 @@
                           <w:sz w:val="18"/>
                         </w:rPr>
                         <w:t>UA EXIM LLC</w:t>
-                      </w:r>
-                    </w:p>
-                    <w:p>
-                      <w:pPr>
-                        <w:spacing w:after="0"/>
-                        <w:jc w:val="center"/>
-                        <w:rPr>
-                          <w:rFonts w:cs="Calibri"/>
-                          <w:color w:val="FFFFFF"/>
-                          <w:sz w:val="20"/>
-                          <w:szCs w:val="20"/>
-                        </w:rPr>
-                      </w:pPr>
-                      <w:r>
-                        <w:rPr>
-                          <w:rFonts w:cs="Calibri"/>
-                          <w:color w:val="FFFFFF"/>
-                          <w:sz w:val="20"/>
-                          <w:szCs w:val="20"/>
-                        </w:rPr>
-                        <w:t xml:space="preserve">23110 San Nicholas Place </w:t>
                       </w:r>
                     </w:p>
                     <w:p>
@@ -6597,7 +5231,7 @@
 </file>
 
 <file path=word/numbering.xml><?xml version="1.0" encoding="utf-8"?>
-<w:numbering xmlns:wpc="http://schemas.microsoft.com/office/word/2010/wordprocessingCanvas" xmlns:cx="http://schemas.microsoft.com/office/drawing/2014/chartex" xmlns:cx1="http://schemas.microsoft.com/office/drawing/2015/9/8/chartex" xmlns:cx2="http://schemas.microsoft.com/office/drawing/2015/10/21/chartex" xmlns:cx3="http://schemas.microsoft.com/office/drawing/2016/5/9/chartex" xmlns:cx4="http://schemas.microsoft.com/office/drawing/2016/5/10/chartex" xmlns:cx5="http://schemas.microsoft.com/office/drawing/2016/5/11/chartex" xmlns:cx6="http://schemas.microsoft.com/office/drawing/2016/5/12/chartex" xmlns:cx7="http://schemas.microsoft.com/office/drawing/2016/5/13/chartex" xmlns:cx8="http://schemas.microsoft.com/office/drawing/2016/5/14/chartex" xmlns:mc="http://schemas.openxmlformats.org/markup-compatibility/2006" xmlns:aink="http://schemas.microsoft.com/office/drawing/2016/ink" xmlns:am3d="http://schemas.microsoft.com/office/drawing/2017/model3d" xmlns:o="urn:schemas-microsoft-com:office:office" xmlns:oel="http://schemas.microsoft.com/office/2019/extlst" xmlns:r="http://schemas.openxmlformats.org/officeDocument/2006/relationships" xmlns:m="http://schemas.openxmlformats.org/officeDocument/2006/math" xmlns:v="urn:schemas-microsoft-com:vml" xmlns:wp14="http://schemas.microsoft.com/office/word/2010/wordprocessingDrawing" xmlns:wp="http://schemas.openxmlformats.org/drawingml/2006/wordprocessingDrawing" xmlns:w10="urn:schemas-microsoft-com:office:word" xmlns:w="http://schemas.openxmlformats.org/wordprocessingml/2006/main" xmlns:w14="http://schemas.microsoft.com/office/word/2010/wordml" xmlns:w15="http://schemas.microsoft.com/office/word/2012/wordml" xmlns:w16cei="http://schemas.microsoft.com/office/word/2026/wordml/cei" xmlns:w16cex="http://schemas.microsoft.com/office/word/2018/wordml/cex" xmlns:w16cid="http://schemas.microsoft.com/office/word/2016/wordml/cid" xmlns:w16="http://schemas.microsoft.com/office/word/2018/wordml" xmlns:w16du="http://schemas.microsoft.com/office/word/2023/wordml/word16du" xmlns:w16sdtdh="http://schemas.microsoft.com/office/word/2020/wordml/sdtdatahash" xmlns:w16sdtfl="http://schemas.microsoft.com/office/word/2024/wordml/sdtformatlock" xmlns:w16se="http://schemas.microsoft.com/office/word/2015/wordml/symex" xmlns:wpg="http://schemas.microsoft.com/office/word/2010/wordprocessingGroup" xmlns:wpi="http://schemas.microsoft.com/office/word/2010/wordprocessingInk" xmlns:wne="http://schemas.microsoft.com/office/word/2006/wordml" xmlns:wps="http://schemas.microsoft.com/office/word/2010/wordprocessingShape" mc:Ignorable="w14 w15 w16se w16cid w16 w16cex w16sdtdh w16sdtfl w16du wp14">
+<w:numbering xmlns:wpc="http://schemas.microsoft.com/office/word/2010/wordprocessingCanvas" xmlns:cx="http://schemas.microsoft.com/office/drawing/2014/chartex" xmlns:cx1="http://schemas.microsoft.com/office/drawing/2015/9/8/chartex" xmlns:cx2="http://schemas.microsoft.com/office/drawing/2015/10/21/chartex" xmlns:cx3="http://schemas.microsoft.com/office/drawing/2016/5/9/chartex" xmlns:cx4="http://schemas.microsoft.com/office/drawing/2016/5/10/chartex" xmlns:cx5="http://schemas.microsoft.com/office/drawing/2016/5/11/chartex" xmlns:cx6="http://schemas.microsoft.com/office/drawing/2016/5/12/chartex" xmlns:cx7="http://schemas.microsoft.com/office/drawing/2016/5/13/chartex" xmlns:cx8="http://schemas.microsoft.com/office/drawing/2016/5/14/chartex" xmlns:mc="http://schemas.openxmlformats.org/markup-compatibility/2006" xmlns:aink="http://schemas.microsoft.com/office/drawing/2016/ink" xmlns:am3d="http://schemas.microsoft.com/office/drawing/2017/model3d" xmlns:o="urn:schemas-microsoft-com:office:office" xmlns:oel="http://schemas.microsoft.com/office/2019/extlst" xmlns:r="http://schemas.openxmlformats.org/officeDocument/2006/relationships" xmlns:m="http://schemas.openxmlformats.org/officeDocument/2006/math" xmlns:v="urn:schemas-microsoft-com:vml" xmlns:wp14="http://schemas.microsoft.com/office/word/2010/wordprocessingDrawing" xmlns:wp="http://schemas.openxmlformats.org/drawingml/2006/wordprocessingDrawing" xmlns:w10="urn:schemas-microsoft-com:office:word" xmlns:w="http://schemas.openxmlformats.org/wordprocessingml/2006/main" xmlns:w14="http://schemas.microsoft.com/office/word/2010/wordml" xmlns:w15="http://schemas.microsoft.com/office/word/2012/wordml" xmlns:w16cex="http://schemas.microsoft.com/office/word/2018/wordml/cex" xmlns:w16cid="http://schemas.microsoft.com/office/word/2016/wordml/cid" xmlns:w16="http://schemas.microsoft.com/office/word/2018/wordml" xmlns:w16du="http://schemas.microsoft.com/office/word/2023/wordml/word16du" xmlns:w16sdtdh="http://schemas.microsoft.com/office/word/2020/wordml/sdtdatahash" xmlns:w16se="http://schemas.microsoft.com/office/word/2015/wordml/symex" xmlns:wpg="http://schemas.microsoft.com/office/word/2010/wordprocessingGroup" xmlns:wpi="http://schemas.microsoft.com/office/word/2010/wordprocessingInk" xmlns:wne="http://schemas.microsoft.com/office/word/2006/wordml" xmlns:wps="http://schemas.microsoft.com/office/word/2010/wordprocessingShape" mc:Ignorable="w14 w15 w16se w16cid w16 w16cex w16sdtdh w16du wp14">
   <w:abstractNum w:abstractNumId="0" w15:restartNumberingAfterBreak="0">
     <w:nsid w:val="0AA57CD0"/>
     <w:multiLevelType w:val="hybridMultilevel"/>
@@ -7706,11 +6340,11 @@
 </file>
 
 <file path=word/styles.xml><?xml version="1.0" encoding="utf-8"?>
-<w:styles xmlns:mc="http://schemas.openxmlformats.org/markup-compatibility/2006" xmlns:r="http://schemas.openxmlformats.org/officeDocument/2006/relationships" xmlns:w="http://schemas.openxmlformats.org/wordprocessingml/2006/main" xmlns:w14="http://schemas.microsoft.com/office/word/2010/wordml" xmlns:w15="http://schemas.microsoft.com/office/word/2012/wordml" xmlns:w16cex="http://schemas.microsoft.com/office/word/2018/wordml/cex" xmlns:w16cid="http://schemas.microsoft.com/office/word/2016/wordml/cid" xmlns:w16="http://schemas.microsoft.com/office/word/2018/wordml" xmlns:w16du="http://schemas.microsoft.com/office/word/2023/wordml/word16du" xmlns:w16sdtdh="http://schemas.microsoft.com/office/word/2020/wordml/sdtdatahash" xmlns:w16sdtfl="http://schemas.microsoft.com/office/word/2024/wordml/sdtformatlock" xmlns:w16se="http://schemas.microsoft.com/office/word/2015/wordml/symex" mc:Ignorable="w14 w15 w16se w16cid w16 w16cex w16sdtdh w16sdtfl w16du">
+<w:styles xmlns:mc="http://schemas.openxmlformats.org/markup-compatibility/2006" xmlns:r="http://schemas.openxmlformats.org/officeDocument/2006/relationships" xmlns:w="http://schemas.openxmlformats.org/wordprocessingml/2006/main" xmlns:w14="http://schemas.microsoft.com/office/word/2010/wordml" xmlns:w15="http://schemas.microsoft.com/office/word/2012/wordml" xmlns:w16cex="http://schemas.microsoft.com/office/word/2018/wordml/cex" xmlns:w16cid="http://schemas.microsoft.com/office/word/2016/wordml/cid" xmlns:w16="http://schemas.microsoft.com/office/word/2018/wordml" xmlns:w16du="http://schemas.microsoft.com/office/word/2023/wordml/word16du" xmlns:w16sdtdh="http://schemas.microsoft.com/office/word/2020/wordml/sdtdatahash" xmlns:w16se="http://schemas.microsoft.com/office/word/2015/wordml/symex" mc:Ignorable="w14 w15 w16se w16cid w16 w16cex w16sdtdh w16du">
   <w:docDefaults>
     <w:rPrDefault>
       <w:rPr>
-        <w:rFonts w:ascii="Calibri" w:eastAsia="Calibri" w:hAnsi="Calibri" w:cs="Times New Roman"/>
+        <w:rFonts w:ascii="Aptos" w:eastAsia="Aptos" w:hAnsi="Aptos" w:cs="Aptos"/>
         <w:lang w:val="en-US" w:eastAsia="en-US" w:bidi="ar-SA"/>
       </w:rPr>
     </w:rPrDefault>
@@ -8172,7 +6806,7 @@
       <w:spacing w:after="0" w:line="240" w:lineRule="auto"/>
     </w:pPr>
     <w:rPr>
-      <w:rFonts w:ascii="Tahoma" w:hAnsi="Tahoma"/>
+      <w:rFonts w:ascii="Aptos" w:hAnsi="Aptos"/>
       <w:sz w:val="16"/>
       <w:szCs w:val="16"/>
       <w:lang w:val="x-none" w:eastAsia="x-none"/>
@@ -8185,7 +6819,7 @@
     <w:semiHidden/>
     <w:rsid w:val="006551B0"/>
     <w:rPr>
-      <w:rFonts w:ascii="Tahoma" w:hAnsi="Tahoma" w:cs="Tahoma"/>
+      <w:rFonts w:ascii="Aptos" w:hAnsi="Aptos" w:cs="Tahoma"/>
       <w:sz w:val="16"/>
       <w:szCs w:val="16"/>
     </w:rPr>
@@ -8245,7 +6879,7 @@
       <w:spacing w:before="100" w:beforeAutospacing="1" w:after="100" w:afterAutospacing="1" w:line="240" w:lineRule="auto"/>
     </w:pPr>
     <w:rPr>
-      <w:rFonts w:ascii="Times New Roman" w:eastAsia="Times New Roman" w:hAnsi="Times New Roman"/>
+      <w:rFonts w:ascii="Aptos" w:eastAsia="Aptos" w:hAnsi="Aptos"/>
       <w:sz w:val="24"/>
       <w:szCs w:val="24"/>
     </w:rPr>
@@ -8284,7 +6918,7 @@
       <w:adjustRightInd w:val="0"/>
     </w:pPr>
     <w:rPr>
-      <w:rFonts w:cs="Calibri"/>
+      <w:rFonts w:cs="Aptos"/>
       <w:color w:val="000000"/>
       <w:sz w:val="24"/>
       <w:szCs w:val="24"/>
@@ -8314,7 +6948,7 @@
       <w:spacing w:after="0" w:line="240" w:lineRule="auto"/>
     </w:pPr>
     <w:rPr>
-      <w:rFonts w:cs="Calibri"/>
+      <w:rFonts w:cs="Aptos"/>
     </w:rPr>
   </w:style>
   <w:style w:type="paragraph" w:styleId="NoSpacing">
@@ -8373,7 +7007,7 @@
     </a:clrScheme>
     <a:fontScheme name="Office">
       <a:majorFont>
-        <a:latin typeface="Calibri Light" panose="020F0302020204030204"/>
+        <a:latin typeface="Aptos Display" panose="020F0302020204030204"/>
         <a:ea typeface=""/>
         <a:cs typeface=""/>
         <a:font script="Jpan" typeface="游ゴシック Light"/>
@@ -8425,7 +7059,7 @@
         <a:font script="Tfng" typeface="Ebrima"/>
       </a:majorFont>
       <a:minorFont>
-        <a:latin typeface="Calibri" panose="020F0502020204030204"/>
+        <a:latin typeface="Aptos" panose="020F0502020204030204"/>
         <a:ea typeface=""/>
         <a:cs typeface=""/>
         <a:font script="Jpan" typeface="游明朝"/>

--- a/templates/po_template_clean.docx
+++ b/templates/po_template_clean.docx
@@ -4576,8 +4576,8 @@
       <w:gridCol w:w="1565"/>
       <w:gridCol w:w="3301"/>
       <w:gridCol w:w="1338"/>
-      <w:gridCol w:w="2544"/>
-      <w:gridCol w:w="1425"/>
+      <w:gridCol w:w="1844"/>
+      <w:gridCol w:w="2125"/>
       <w:gridCol w:w="2715"/>
     </w:tblGrid>
     <w:tr>
@@ -4679,7 +4679,7 @@
       </w:tc>
       <w:tc>
         <w:tcPr>
-          <w:tcW w:w="2544" w:type="dxa"/>
+          <w:tcW w:w="1844" w:type="dxa"/>
           <w:vAlign w:val="center"/>
         </w:tcPr>
         <w:p>
@@ -4718,7 +4718,7 @@
       </w:tc>
       <w:tc>
         <w:tcPr>
-          <w:tcW w:w="1425" w:type="dxa"/>
+          <w:tcW w:w="2125" w:type="dxa"/>
           <w:vAlign w:val="center"/>
         </w:tcPr>
         <w:p>
@@ -4850,7 +4850,7 @@
       </w:tc>
       <w:tc>
         <w:tcPr>
-          <w:tcW w:w="3969" w:type="dxa"/>
+          <w:tcW w:w="3269" w:type="dxa"/>
           <w:gridSpan w:val="2"/>
           <w:vAlign w:val="center"/>
         </w:tcPr>
@@ -4873,7 +4873,7 @@
       </w:tc>
       <w:tc>
         <w:tcPr>
-          <w:tcW w:w="2715" w:type="dxa"/>
+          <w:tcW w:w="3415" w:type="dxa"/>
         </w:tcPr>
         <w:p>
           <w:pPr>
@@ -5014,7 +5014,7 @@
       </w:tc>
       <w:tc>
         <w:tcPr>
-          <w:tcW w:w="3969" w:type="dxa"/>
+          <w:tcW w:w="3269" w:type="dxa"/>
           <w:gridSpan w:val="2"/>
           <w:vAlign w:val="center"/>
         </w:tcPr>
@@ -5051,7 +5051,7 @@
       </w:tc>
       <w:tc>
         <w:tcPr>
-          <w:tcW w:w="2715" w:type="dxa"/>
+          <w:tcW w:w="3415" w:type="dxa"/>
         </w:tcPr>
         <w:p>
           <w:pPr>
